--- a/MSV-11-Технический-паспорт.docx
+++ b/MSV-11-Технический-паспорт.docx
@@ -231,7 +231,7 @@
       <w:r>
         <w:drawing>
           <wp:inline distT="0" distB="0" distL="0" distR="0">
-            <wp:extent cx="6191250" cy="3333750"/>
+            <wp:extent cx="3810000" cy="3810000"/>
             <wp:effectExtent t="0" r="0" b="0" l="0"/>
             <wp:docPr id="1" name="hero" descr="MSV-11 main view" title="MSV-11"/>
             <wp:cNvGraphicFramePr>
@@ -256,7 +256,7 @@
                   <pic:spPr bwMode="auto">
                     <a:xfrm>
                       <a:off x="0" y="0"/>
-                      <a:ext cx="6191250" cy="3333750"/>
+                      <a:ext cx="3810000" cy="3810000"/>
                     </a:xfrm>
                     <a:prstGeom prst="rect">
                       <a:avLst/>

--- a/MSV-11-Технический-паспорт.docx
+++ b/MSV-11-Технический-паспорт.docx
@@ -49,7 +49,7 @@
           <w:sz w:val="22"/>
           <w:szCs w:val="22"/>
         </w:rPr>
-        <w:t xml:space="preserve">Многосистемная морская платформа с динамическим позиционированием DP1, рубкой на 3 человека и неограниченным районом плавания.</w:t>
+        <w:t xml:space="preserve">Многофункциональная морская платформа с динамическим позиционированием DP1, рубкой на 3 человека и системой спуска погружного оборудования.</w:t>
       </w:r>
     </w:p>
     <w:p>
@@ -343,7 +343,7 @@
           <w:sz w:val="18"/>
           <w:szCs w:val="18"/>
         </w:rPr>
-        <w:t xml:space="preserve">КОНЦЕПЦИЯ И ЗАДАЧА</w:t>
+        <w:t xml:space="preserve">ЗАДАЧИ</w:t>
       </w:r>
     </w:p>
     <w:p>
@@ -359,7 +359,7 @@
           <w:sz w:val="40"/>
           <w:szCs w:val="40"/>
         </w:rPr>
-        <w:t xml:space="preserve">Морские исследования требуют точности и </w:t>
+        <w:t xml:space="preserve">Отбор проб с судна требует </w:t>
       </w:r>
       <w:r>
         <w:rPr>
@@ -372,20 +372,16 @@
         </w:rPr>
         <w:t xml:space="preserve">присутствия людей</w:t>
       </w:r>
-    </w:p>
-    <w:p>
-      <w:pPr>
-        <w:spacing w:after="100" w:before="60" w:line="276"/>
-        <w:jc w:val="left"/>
-      </w:pPr>
-      <w:r>
-        <w:rPr>
-          <w:rFonts w:ascii="Arial" w:cs="Arial" w:eastAsia="Arial" w:hAnsi="Arial"/>
-          <w:color w:val="5A6774"/>
-          <w:sz w:val="22"/>
-          <w:szCs w:val="22"/>
-        </w:rPr>
-        <w:t xml:space="preserve">MSV-11 — многосистемная морская платформа с динамическим позиционированием DP1, рубкой на 3 человека и неограниченным районом плавания. Буксируется материнским судном к месту работ для проведения точных исследовательских операций.</w:t>
+      <w:r>
+        <w:rPr>
+          <w:rFonts w:ascii="Arial" w:cs="Arial" w:eastAsia="Arial" w:hAnsi="Arial"/>
+          <w:b/>
+          <w:bCs/>
+          <w:color w:val="12202D"/>
+          <w:sz w:val="40"/>
+          <w:szCs w:val="40"/>
+        </w:rPr>
+        <w:t xml:space="preserve"> на борту</w:t>
       </w:r>
     </w:p>
     <w:p>
@@ -401,7 +397,7 @@
           <w:sz w:val="24"/>
           <w:szCs w:val="24"/>
         </w:rPr>
-        <w:t xml:space="preserve">Задачи, требующие присутствия людей</w:t>
+        <w:t xml:space="preserve">Задачи</w:t>
       </w:r>
     </w:p>
     <w:p>
@@ -420,7 +416,7 @@
           <w:sz w:val="22"/>
           <w:szCs w:val="22"/>
         </w:rPr>
-        <w:t xml:space="preserve">Сложный пробоотбор — отбор проб воды батометрами, грунта дночерпателем, планктона сетками Джеди и управление ТНПА требуют присутствия специалистов на судне.</w:t>
+        <w:t xml:space="preserve">Сложный пробоотбор — существующие методики и оборудование по пробоотбору воды, грунта, планктона требуют присутствия обученного персонала. Оборудование рассчитано на отбор только в одной точке.</w:t>
       </w:r>
     </w:p>
     <w:p>
@@ -439,7 +435,7 @@
           <w:sz w:val="22"/>
           <w:szCs w:val="22"/>
         </w:rPr>
-        <w:t xml:space="preserve">Точное позиционирование — для спуска погружного оборудования необходимо динамическое позиционирование с высокой точностью.</w:t>
+        <w:t xml:space="preserve">Точное позиционирование DP1 — удержание в точке с погрешностью 1–1,5 метра при силе ветра 4–5 баллов по шкале Бофорта.</w:t>
       </w:r>
     </w:p>
     <w:p>
@@ -458,7 +454,7 @@
           <w:sz w:val="22"/>
           <w:szCs w:val="22"/>
         </w:rPr>
-        <w:t xml:space="preserve">Работа с материнского судна — катамаран буксируется в район работ, что позволяет получить неограниченный район плавания.</w:t>
+        <w:t xml:space="preserve">Работа с материнским судном — катамаран буксируется в район работ материнским судном с судовой лабораторией и возможностью размещения экипажа.</w:t>
       </w:r>
     </w:p>
     <w:p>
@@ -477,7 +473,7 @@
           <w:sz w:val="22"/>
           <w:szCs w:val="22"/>
         </w:rPr>
-        <w:t xml:space="preserve">Безопасность экипажа — палуба оборудована релингами, страховочными тросами и спасательными кругами.</w:t>
+        <w:t xml:space="preserve">Безопасность экипажа — катамаран отвечает всем правилам РМРС.</w:t>
       </w:r>
     </w:p>
     <w:p>
@@ -512,7 +508,7 @@
           <w:sz w:val="22"/>
           <w:szCs w:val="22"/>
         </w:rPr>
-        <w:t xml:space="preserve">Рубка на 3 человека: капитан, оператор ТНПА, пробоотборщик</w:t>
+        <w:t xml:space="preserve">Ответ на пробоотбор: Рубка на три человека для отбора проб по программе ПЭК, а также для параллельного отбора автоматическими пробоотборниками.</w:t>
       </w:r>
     </w:p>
     <w:p>
@@ -531,7 +527,7 @@
           <w:sz w:val="22"/>
           <w:szCs w:val="22"/>
         </w:rPr>
-        <w:t xml:space="preserve">Алюминиевый корпус с заполнением пенопластом — непотопляемость</w:t>
+        <w:t xml:space="preserve">Ответ на позиционирование: Система DP не ниже DP1 позволит работать в зоне 500 м от платформы, обеспечивать работу ТНПА на глубинах до 350 м.</w:t>
       </w:r>
     </w:p>
     <w:p>
@@ -550,7 +546,7 @@
           <w:sz w:val="22"/>
           <w:szCs w:val="22"/>
         </w:rPr>
-        <w:t xml:space="preserve">Неограниченный район плавания по корпусу</w:t>
+        <w:t xml:space="preserve">Ответ на материнское судно: Разработаем проект буксировки, отвечающий требованиям регистра. Пробы обрабатываются в лаборатории материнского судна.</w:t>
       </w:r>
     </w:p>
     <w:p>
@@ -569,83 +565,7 @@
           <w:sz w:val="22"/>
           <w:szCs w:val="22"/>
         </w:rPr>
-        <w:t xml:space="preserve">Два подвесных двигателя по 300 л/с каждый</w:t>
-      </w:r>
-    </w:p>
-    <w:p>
-      <w:pPr>
-        <w:pStyle w:val="ListParagraph"/>
-        <w:numPr>
-          <w:ilvl w:val="0"/>
-          <w:numId w:val="2"/>
-        </w:numPr>
-        <w:spacing w:after="40" w:before="40" w:line="276"/>
-      </w:pPr>
-      <w:r>
-        <w:rPr>
-          <w:rFonts w:ascii="Arial" w:cs="Arial" w:eastAsia="Arial" w:hAnsi="Arial"/>
-          <w:color w:val="5A6774"/>
-          <w:sz w:val="22"/>
-          <w:szCs w:val="22"/>
-        </w:rPr>
-        <w:t xml:space="preserve">Два подруливающих устройства для точного маневрирования</w:t>
-      </w:r>
-    </w:p>
-    <w:p>
-      <w:pPr>
-        <w:pStyle w:val="ListParagraph"/>
-        <w:numPr>
-          <w:ilvl w:val="0"/>
-          <w:numId w:val="2"/>
-        </w:numPr>
-        <w:spacing w:after="40" w:before="40" w:line="276"/>
-      </w:pPr>
-      <w:r>
-        <w:rPr>
-          <w:rFonts w:ascii="Arial" w:cs="Arial" w:eastAsia="Arial" w:hAnsi="Arial"/>
-          <w:color w:val="5A6774"/>
-          <w:sz w:val="22"/>
-          <w:szCs w:val="22"/>
-        </w:rPr>
-        <w:t xml:space="preserve">Система динамического позиционирования DP1</w:t>
-      </w:r>
-    </w:p>
-    <w:p>
-      <w:pPr>
-        <w:pStyle w:val="ListParagraph"/>
-        <w:numPr>
-          <w:ilvl w:val="0"/>
-          <w:numId w:val="2"/>
-        </w:numPr>
-        <w:spacing w:after="40" w:before="40" w:line="276"/>
-      </w:pPr>
-      <w:r>
-        <w:rPr>
-          <w:rFonts w:ascii="Arial" w:cs="Arial" w:eastAsia="Arial" w:hAnsi="Arial"/>
-          <w:color w:val="5A6774"/>
-          <w:sz w:val="22"/>
-          <w:szCs w:val="22"/>
-        </w:rPr>
-        <w:t xml:space="preserve">Топливные баки и генератор на палубе</w:t>
-      </w:r>
-    </w:p>
-    <w:p>
-      <w:pPr>
-        <w:pStyle w:val="ListParagraph"/>
-        <w:numPr>
-          <w:ilvl w:val="0"/>
-          <w:numId w:val="2"/>
-        </w:numPr>
-        <w:spacing w:after="40" w:before="40" w:line="276"/>
-      </w:pPr>
-      <w:r>
-        <w:rPr>
-          <w:rFonts w:ascii="Arial" w:cs="Arial" w:eastAsia="Arial" w:hAnsi="Arial"/>
-          <w:color w:val="5A6774"/>
-          <w:sz w:val="22"/>
-          <w:szCs w:val="22"/>
-        </w:rPr>
-        <w:t xml:space="preserve">Буксировка материнским судном в район работ</w:t>
+        <w:t xml:space="preserve">Ответ на безопасность: Катамаран с экипажем отвечают требованиям производственной безопасности «ГПН».</w:t>
       </w:r>
     </w:p>
     <w:p>
@@ -787,7 +707,7 @@
                 <w:sz w:val="20"/>
                 <w:szCs w:val="20"/>
               </w:rPr>
-              <w:t xml:space="preserve">Тип</w:t>
+              <w:t xml:space="preserve">Длина</w:t>
             </w:r>
           </w:p>
         </w:tc>
@@ -816,7 +736,7 @@
                 <w:sz w:val="20"/>
                 <w:szCs w:val="20"/>
               </w:rPr>
-              <w:t xml:space="preserve">Multi-System Vessel с DP1 (MSV)</w:t>
+              <w:t xml:space="preserve">11 м</w:t>
             </w:r>
           </w:p>
         </w:tc>
@@ -849,7 +769,7 @@
                 <w:sz w:val="20"/>
                 <w:szCs w:val="20"/>
               </w:rPr>
-              <w:t xml:space="preserve">Длина</w:t>
+              <w:t xml:space="preserve">Ширина</w:t>
             </w:r>
           </w:p>
         </w:tc>
@@ -878,7 +798,7 @@
                 <w:sz w:val="20"/>
                 <w:szCs w:val="20"/>
               </w:rPr>
-              <w:t xml:space="preserve">11 м</w:t>
+              <w:t xml:space="preserve">~4,5 м</w:t>
             </w:r>
           </w:p>
         </w:tc>
@@ -911,7 +831,7 @@
                 <w:sz w:val="20"/>
                 <w:szCs w:val="20"/>
               </w:rPr>
-              <w:t xml:space="preserve">Корпус</w:t>
+              <w:t xml:space="preserve">Материал корпуса</w:t>
             </w:r>
           </w:p>
         </w:tc>
@@ -940,7 +860,7 @@
                 <w:sz w:val="20"/>
                 <w:szCs w:val="20"/>
               </w:rPr>
-              <w:t xml:space="preserve">Алюминиевый, заполнен пенопластом — непотопляемость</w:t>
+              <w:t xml:space="preserve">Алюминий, заполнен пенопластом</w:t>
             </w:r>
           </w:p>
         </w:tc>
@@ -973,7 +893,7 @@
                 <w:sz w:val="20"/>
                 <w:szCs w:val="20"/>
               </w:rPr>
-              <w:t xml:space="preserve">Район плавания</w:t>
+              <w:t xml:space="preserve">Водоизмещение</w:t>
             </w:r>
           </w:p>
         </w:tc>
@@ -1002,7 +922,7 @@
                 <w:sz w:val="20"/>
                 <w:szCs w:val="20"/>
               </w:rPr>
-              <w:t xml:space="preserve">Неограниченный (по корпусу)</w:t>
+              <w:t xml:space="preserve">~5 т</w:t>
             </w:r>
           </w:p>
         </w:tc>
@@ -1035,7 +955,7 @@
                 <w:sz w:val="20"/>
                 <w:szCs w:val="20"/>
               </w:rPr>
-              <w:t xml:space="preserve">Экипаж / рубка</w:t>
+              <w:t xml:space="preserve">Рубка</w:t>
             </w:r>
           </w:p>
         </w:tc>
@@ -1064,7 +984,7 @@
                 <w:sz w:val="20"/>
                 <w:szCs w:val="20"/>
               </w:rPr>
-              <w:t xml:space="preserve">3 человека (капитан, оператор ТНПА, пробоотборщик)</w:t>
+              <w:t xml:space="preserve">3 чел. (капитан, оператор ТНПА, пробоотборщик)</w:t>
             </w:r>
           </w:p>
         </w:tc>
@@ -1097,7 +1017,7 @@
                 <w:sz w:val="20"/>
                 <w:szCs w:val="20"/>
               </w:rPr>
-              <w:t xml:space="preserve">Движители</w:t>
+              <w:t xml:space="preserve">Двигатели</w:t>
             </w:r>
           </w:p>
         </w:tc>
@@ -1126,7 +1046,7 @@
                 <w:sz w:val="20"/>
                 <w:szCs w:val="20"/>
               </w:rPr>
-              <w:t xml:space="preserve">2 подвесных двигателя × 300 л/с</w:t>
+              <w:t xml:space="preserve">2 подвесных × 300 л/с</w:t>
             </w:r>
           </w:p>
         </w:tc>
@@ -1159,7 +1079,7 @@
                 <w:sz w:val="20"/>
                 <w:szCs w:val="20"/>
               </w:rPr>
-              <w:t xml:space="preserve">Подруливающие устройства</w:t>
+              <w:t xml:space="preserve">Подрульки</w:t>
             </w:r>
           </w:p>
         </w:tc>
@@ -1188,7 +1108,7 @@
                 <w:sz w:val="20"/>
                 <w:szCs w:val="20"/>
               </w:rPr>
-              <w:t xml:space="preserve">2 шт. для точного маневрирования</w:t>
+              <w:t xml:space="preserve">2 шт.</w:t>
             </w:r>
           </w:p>
         </w:tc>
@@ -1221,7 +1141,7 @@
                 <w:sz w:val="20"/>
                 <w:szCs w:val="20"/>
               </w:rPr>
-              <w:t xml:space="preserve">Позиционирование</w:t>
+              <w:t xml:space="preserve">Система DP</w:t>
             </w:r>
           </w:p>
         </w:tc>
@@ -1250,7 +1170,7 @@
                 <w:sz w:val="20"/>
                 <w:szCs w:val="20"/>
               </w:rPr>
-              <w:t xml:space="preserve">Система динамического позиционирования DP1</w:t>
+              <w:t xml:space="preserve">DP1</w:t>
             </w:r>
           </w:p>
         </w:tc>
@@ -1283,7 +1203,7 @@
                 <w:sz w:val="20"/>
                 <w:szCs w:val="20"/>
               </w:rPr>
-              <w:t xml:space="preserve">Топливные баки</w:t>
+              <w:t xml:space="preserve">АИС</w:t>
             </w:r>
           </w:p>
         </w:tc>
@@ -1312,7 +1232,7 @@
                 <w:sz w:val="20"/>
                 <w:szCs w:val="20"/>
               </w:rPr>
-              <w:t xml:space="preserve">Расположены на палубе (возможны плоские)</w:t>
+              <w:t xml:space="preserve">Класс А</w:t>
             </w:r>
           </w:p>
         </w:tc>
@@ -1345,7 +1265,7 @@
                 <w:sz w:val="20"/>
                 <w:szCs w:val="20"/>
               </w:rPr>
-              <w:t xml:space="preserve">Генератор</w:t>
+              <w:t xml:space="preserve">Радиостанции</w:t>
             </w:r>
           </w:p>
         </w:tc>
@@ -1374,7 +1294,7 @@
                 <w:sz w:val="20"/>
                 <w:szCs w:val="20"/>
               </w:rPr>
-              <w:t xml:space="preserve">1 шт. дизель-генератор на палубе</w:t>
+              <w:t xml:space="preserve">УКВ, ПВ/КВ</w:t>
             </w:r>
           </w:p>
         </w:tc>
@@ -1407,7 +1327,7 @@
                 <w:sz w:val="20"/>
                 <w:szCs w:val="20"/>
               </w:rPr>
-              <w:t xml:space="preserve">Доставка</w:t>
+              <w:t xml:space="preserve">Эхолот</w:t>
             </w:r>
           </w:p>
         </w:tc>
@@ -1436,7 +1356,7 @@
                 <w:sz w:val="20"/>
                 <w:szCs w:val="20"/>
               </w:rPr>
-              <w:t xml:space="preserve">Буксировка материнским судном в район работ</w:t>
+              <w:t xml:space="preserve">Навигационный + многолучевой (опц.)</w:t>
             </w:r>
           </w:p>
         </w:tc>
@@ -1469,7 +1389,7 @@
                 <w:sz w:val="20"/>
                 <w:szCs w:val="20"/>
               </w:rPr>
-              <w:t xml:space="preserve">Жилые помещения</w:t>
+              <w:t xml:space="preserve">Метеостанция</w:t>
             </w:r>
           </w:p>
         </w:tc>
@@ -1498,7 +1418,7 @@
                 <w:sz w:val="20"/>
                 <w:szCs w:val="20"/>
               </w:rPr>
-              <w:t xml:space="preserve">Нет (без спальных мест и санузла)</w:t>
+              <w:t xml:space="preserve">Бортовая</w:t>
             </w:r>
           </w:p>
         </w:tc>
@@ -1531,7 +1451,7 @@
                 <w:sz w:val="20"/>
                 <w:szCs w:val="20"/>
               </w:rPr>
-              <w:t xml:space="preserve">Палуба</w:t>
+              <w:t xml:space="preserve">Радар</w:t>
             </w:r>
           </w:p>
         </w:tc>
@@ -1560,7 +1480,7 @@
                 <w:sz w:val="20"/>
                 <w:szCs w:val="20"/>
               </w:rPr>
-              <w:t xml:space="preserve">Релинги, страховочные тросы, спасательные круги</w:t>
+              <w:t xml:space="preserve">Навигационный</w:t>
             </w:r>
           </w:p>
         </w:tc>
@@ -1593,7 +1513,7 @@
                 <w:sz w:val="20"/>
                 <w:szCs w:val="20"/>
               </w:rPr>
-              <w:t xml:space="preserve">Погружное оборудование</w:t>
+              <w:t xml:space="preserve">Якорное устройство</w:t>
             </w:r>
           </w:p>
         </w:tc>
@@ -1622,7 +1542,565 @@
                 <w:sz w:val="20"/>
                 <w:szCs w:val="20"/>
               </w:rPr>
-              <w:t xml:space="preserve">Кассета с батометрами, дночерпатель, сетки Джеди, ТНПА</w:t>
+              <w:t xml:space="preserve">Есть</w:t>
+            </w:r>
+          </w:p>
+        </w:tc>
+      </w:tr>
+      <w:tr>
+        <w:tc>
+          <w:tcPr>
+            <w:tcW w:type="dxa" w:w="3800"/>
+            <w:tcBorders>
+              <w:top w:val="single" w:color="D0D7DE" w:sz="1"/>
+              <w:left w:val="single" w:color="D0D7DE" w:sz="1"/>
+              <w:bottom w:val="single" w:color="D0D7DE" w:sz="1"/>
+              <w:right w:val="single" w:color="D0D7DE" w:sz="1"/>
+            </w:tcBorders>
+            <w:shd w:fill="F4F7FA" w:val="clear"/>
+            <w:tcMar>
+              <w:top w:type="dxa" w:w="60"/>
+              <w:left w:type="dxa" w:w="120"/>
+              <w:bottom w:type="dxa" w:w="60"/>
+              <w:right w:type="dxa" w:w="120"/>
+            </w:tcMar>
+          </w:tcPr>
+          <w:p>
+            <w:r>
+              <w:rPr>
+                <w:rFonts w:ascii="Arial" w:cs="Arial" w:eastAsia="Arial" w:hAnsi="Arial"/>
+                <w:b/>
+                <w:bCs/>
+                <w:color w:val="12202D"/>
+                <w:sz w:val="20"/>
+                <w:szCs w:val="20"/>
+              </w:rPr>
+              <w:t xml:space="preserve">П-образная мачта</w:t>
+            </w:r>
+          </w:p>
+        </w:tc>
+        <w:tc>
+          <w:tcPr>
+            <w:tcW w:type="dxa" w:w="5838"/>
+            <w:tcBorders>
+              <w:top w:val="single" w:color="D0D7DE" w:sz="1"/>
+              <w:left w:val="single" w:color="D0D7DE" w:sz="1"/>
+              <w:bottom w:val="single" w:color="D0D7DE" w:sz="1"/>
+              <w:right w:val="single" w:color="D0D7DE" w:sz="1"/>
+            </w:tcBorders>
+            <w:shd w:fill="F4F7FA" w:val="clear"/>
+            <w:tcMar>
+              <w:top w:type="dxa" w:w="60"/>
+              <w:left w:type="dxa" w:w="120"/>
+              <w:bottom w:type="dxa" w:w="60"/>
+              <w:right w:type="dxa" w:w="120"/>
+            </w:tcMar>
+          </w:tcPr>
+          <w:p>
+            <w:r>
+              <w:rPr>
+                <w:rFonts w:ascii="Arial" w:cs="Arial" w:eastAsia="Arial" w:hAnsi="Arial"/>
+                <w:color w:val="5A6774"/>
+                <w:sz w:val="20"/>
+                <w:szCs w:val="20"/>
+              </w:rPr>
+              <w:t xml:space="preserve">Наклонная, для спуска оборудования</w:t>
+            </w:r>
+          </w:p>
+        </w:tc>
+      </w:tr>
+      <w:tr>
+        <w:tc>
+          <w:tcPr>
+            <w:tcW w:type="dxa" w:w="3800"/>
+            <w:tcBorders>
+              <w:top w:val="single" w:color="D0D7DE" w:sz="1"/>
+              <w:left w:val="single" w:color="D0D7DE" w:sz="1"/>
+              <w:bottom w:val="single" w:color="D0D7DE" w:sz="1"/>
+              <w:right w:val="single" w:color="D0D7DE" w:sz="1"/>
+            </w:tcBorders>
+            <w:shd w:fill="FFFFFF" w:val="clear"/>
+            <w:tcMar>
+              <w:top w:type="dxa" w:w="60"/>
+              <w:left w:type="dxa" w:w="120"/>
+              <w:bottom w:type="dxa" w:w="60"/>
+              <w:right w:type="dxa" w:w="120"/>
+            </w:tcMar>
+          </w:tcPr>
+          <w:p>
+            <w:r>
+              <w:rPr>
+                <w:rFonts w:ascii="Arial" w:cs="Arial" w:eastAsia="Arial" w:hAnsi="Arial"/>
+                <w:b/>
+                <w:bCs/>
+                <w:color w:val="12202D"/>
+                <w:sz w:val="20"/>
+                <w:szCs w:val="20"/>
+              </w:rPr>
+              <w:t xml:space="preserve">Ходовые огни</w:t>
+            </w:r>
+          </w:p>
+        </w:tc>
+        <w:tc>
+          <w:tcPr>
+            <w:tcW w:type="dxa" w:w="5838"/>
+            <w:tcBorders>
+              <w:top w:val="single" w:color="D0D7DE" w:sz="1"/>
+              <w:left w:val="single" w:color="D0D7DE" w:sz="1"/>
+              <w:bottom w:val="single" w:color="D0D7DE" w:sz="1"/>
+              <w:right w:val="single" w:color="D0D7DE" w:sz="1"/>
+            </w:tcBorders>
+            <w:shd w:fill="FFFFFF" w:val="clear"/>
+            <w:tcMar>
+              <w:top w:type="dxa" w:w="60"/>
+              <w:left w:type="dxa" w:w="120"/>
+              <w:bottom w:type="dxa" w:w="60"/>
+              <w:right w:type="dxa" w:w="120"/>
+            </w:tcMar>
+          </w:tcPr>
+          <w:p>
+            <w:r>
+              <w:rPr>
+                <w:rFonts w:ascii="Arial" w:cs="Arial" w:eastAsia="Arial" w:hAnsi="Arial"/>
+                <w:color w:val="5A6774"/>
+                <w:sz w:val="20"/>
+                <w:szCs w:val="20"/>
+              </w:rPr>
+              <w:t xml:space="preserve">По правилам МППСС</w:t>
+            </w:r>
+          </w:p>
+        </w:tc>
+      </w:tr>
+      <w:tr>
+        <w:tc>
+          <w:tcPr>
+            <w:tcW w:type="dxa" w:w="3800"/>
+            <w:tcBorders>
+              <w:top w:val="single" w:color="D0D7DE" w:sz="1"/>
+              <w:left w:val="single" w:color="D0D7DE" w:sz="1"/>
+              <w:bottom w:val="single" w:color="D0D7DE" w:sz="1"/>
+              <w:right w:val="single" w:color="D0D7DE" w:sz="1"/>
+            </w:tcBorders>
+            <w:shd w:fill="F4F7FA" w:val="clear"/>
+            <w:tcMar>
+              <w:top w:type="dxa" w:w="60"/>
+              <w:left w:type="dxa" w:w="120"/>
+              <w:bottom w:type="dxa" w:w="60"/>
+              <w:right w:type="dxa" w:w="120"/>
+            </w:tcMar>
+          </w:tcPr>
+          <w:p>
+            <w:r>
+              <w:rPr>
+                <w:rFonts w:ascii="Arial" w:cs="Arial" w:eastAsia="Arial" w:hAnsi="Arial"/>
+                <w:b/>
+                <w:bCs/>
+                <w:color w:val="12202D"/>
+                <w:sz w:val="20"/>
+                <w:szCs w:val="20"/>
+              </w:rPr>
+              <w:t xml:space="preserve">Спасательный плот</w:t>
+            </w:r>
+          </w:p>
+        </w:tc>
+        <w:tc>
+          <w:tcPr>
+            <w:tcW w:type="dxa" w:w="5838"/>
+            <w:tcBorders>
+              <w:top w:val="single" w:color="D0D7DE" w:sz="1"/>
+              <w:left w:val="single" w:color="D0D7DE" w:sz="1"/>
+              <w:bottom w:val="single" w:color="D0D7DE" w:sz="1"/>
+              <w:right w:val="single" w:color="D0D7DE" w:sz="1"/>
+            </w:tcBorders>
+            <w:shd w:fill="F4F7FA" w:val="clear"/>
+            <w:tcMar>
+              <w:top w:type="dxa" w:w="60"/>
+              <w:left w:type="dxa" w:w="120"/>
+              <w:bottom w:type="dxa" w:w="60"/>
+              <w:right w:type="dxa" w:w="120"/>
+            </w:tcMar>
+          </w:tcPr>
+          <w:p>
+            <w:r>
+              <w:rPr>
+                <w:rFonts w:ascii="Arial" w:cs="Arial" w:eastAsia="Arial" w:hAnsi="Arial"/>
+                <w:color w:val="5A6774"/>
+                <w:sz w:val="20"/>
+                <w:szCs w:val="20"/>
+              </w:rPr>
+              <w:t xml:space="preserve">Надувной в контейнере</w:t>
+            </w:r>
+          </w:p>
+        </w:tc>
+      </w:tr>
+      <w:tr>
+        <w:tc>
+          <w:tcPr>
+            <w:tcW w:type="dxa" w:w="3800"/>
+            <w:tcBorders>
+              <w:top w:val="single" w:color="D0D7DE" w:sz="1"/>
+              <w:left w:val="single" w:color="D0D7DE" w:sz="1"/>
+              <w:bottom w:val="single" w:color="D0D7DE" w:sz="1"/>
+              <w:right w:val="single" w:color="D0D7DE" w:sz="1"/>
+            </w:tcBorders>
+            <w:shd w:fill="FFFFFF" w:val="clear"/>
+            <w:tcMar>
+              <w:top w:type="dxa" w:w="60"/>
+              <w:left w:type="dxa" w:w="120"/>
+              <w:bottom w:type="dxa" w:w="60"/>
+              <w:right w:type="dxa" w:w="120"/>
+            </w:tcMar>
+          </w:tcPr>
+          <w:p>
+            <w:r>
+              <w:rPr>
+                <w:rFonts w:ascii="Arial" w:cs="Arial" w:eastAsia="Arial" w:hAnsi="Arial"/>
+                <w:b/>
+                <w:bCs/>
+                <w:color w:val="12202D"/>
+                <w:sz w:val="20"/>
+                <w:szCs w:val="20"/>
+              </w:rPr>
+              <w:t xml:space="preserve">Спасательные круги</w:t>
+            </w:r>
+          </w:p>
+        </w:tc>
+        <w:tc>
+          <w:tcPr>
+            <w:tcW w:type="dxa" w:w="5838"/>
+            <w:tcBorders>
+              <w:top w:val="single" w:color="D0D7DE" w:sz="1"/>
+              <w:left w:val="single" w:color="D0D7DE" w:sz="1"/>
+              <w:bottom w:val="single" w:color="D0D7DE" w:sz="1"/>
+              <w:right w:val="single" w:color="D0D7DE" w:sz="1"/>
+            </w:tcBorders>
+            <w:shd w:fill="FFFFFF" w:val="clear"/>
+            <w:tcMar>
+              <w:top w:type="dxa" w:w="60"/>
+              <w:left w:type="dxa" w:w="120"/>
+              <w:bottom w:type="dxa" w:w="60"/>
+              <w:right w:type="dxa" w:w="120"/>
+            </w:tcMar>
+          </w:tcPr>
+          <w:p>
+            <w:r>
+              <w:rPr>
+                <w:rFonts w:ascii="Arial" w:cs="Arial" w:eastAsia="Arial" w:hAnsi="Arial"/>
+                <w:color w:val="5A6774"/>
+                <w:sz w:val="20"/>
+                <w:szCs w:val="20"/>
+              </w:rPr>
+              <w:t xml:space="preserve">По нормам РМРС</w:t>
+            </w:r>
+          </w:p>
+        </w:tc>
+      </w:tr>
+      <w:tr>
+        <w:tc>
+          <w:tcPr>
+            <w:tcW w:type="dxa" w:w="3800"/>
+            <w:tcBorders>
+              <w:top w:val="single" w:color="D0D7DE" w:sz="1"/>
+              <w:left w:val="single" w:color="D0D7DE" w:sz="1"/>
+              <w:bottom w:val="single" w:color="D0D7DE" w:sz="1"/>
+              <w:right w:val="single" w:color="D0D7DE" w:sz="1"/>
+            </w:tcBorders>
+            <w:shd w:fill="F4F7FA" w:val="clear"/>
+            <w:tcMar>
+              <w:top w:type="dxa" w:w="60"/>
+              <w:left w:type="dxa" w:w="120"/>
+              <w:bottom w:type="dxa" w:w="60"/>
+              <w:right w:type="dxa" w:w="120"/>
+            </w:tcMar>
+          </w:tcPr>
+          <w:p>
+            <w:r>
+              <w:rPr>
+                <w:rFonts w:ascii="Arial" w:cs="Arial" w:eastAsia="Arial" w:hAnsi="Arial"/>
+                <w:b/>
+                <w:bCs/>
+                <w:color w:val="12202D"/>
+                <w:sz w:val="20"/>
+                <w:szCs w:val="20"/>
+              </w:rPr>
+              <w:t xml:space="preserve">Генератор</w:t>
+            </w:r>
+          </w:p>
+        </w:tc>
+        <w:tc>
+          <w:tcPr>
+            <w:tcW w:type="dxa" w:w="5838"/>
+            <w:tcBorders>
+              <w:top w:val="single" w:color="D0D7DE" w:sz="1"/>
+              <w:left w:val="single" w:color="D0D7DE" w:sz="1"/>
+              <w:bottom w:val="single" w:color="D0D7DE" w:sz="1"/>
+              <w:right w:val="single" w:color="D0D7DE" w:sz="1"/>
+            </w:tcBorders>
+            <w:shd w:fill="F4F7FA" w:val="clear"/>
+            <w:tcMar>
+              <w:top w:type="dxa" w:w="60"/>
+              <w:left w:type="dxa" w:w="120"/>
+              <w:bottom w:type="dxa" w:w="60"/>
+              <w:right w:type="dxa" w:w="120"/>
+            </w:tcMar>
+          </w:tcPr>
+          <w:p>
+            <w:r>
+              <w:rPr>
+                <w:rFonts w:ascii="Arial" w:cs="Arial" w:eastAsia="Arial" w:hAnsi="Arial"/>
+                <w:color w:val="5A6774"/>
+                <w:sz w:val="20"/>
+                <w:szCs w:val="20"/>
+              </w:rPr>
+              <w:t xml:space="preserve">Дизель-генератор</w:t>
+            </w:r>
+          </w:p>
+        </w:tc>
+      </w:tr>
+      <w:tr>
+        <w:tc>
+          <w:tcPr>
+            <w:tcW w:type="dxa" w:w="3800"/>
+            <w:tcBorders>
+              <w:top w:val="single" w:color="D0D7DE" w:sz="1"/>
+              <w:left w:val="single" w:color="D0D7DE" w:sz="1"/>
+              <w:bottom w:val="single" w:color="D0D7DE" w:sz="1"/>
+              <w:right w:val="single" w:color="D0D7DE" w:sz="1"/>
+            </w:tcBorders>
+            <w:shd w:fill="FFFFFF" w:val="clear"/>
+            <w:tcMar>
+              <w:top w:type="dxa" w:w="60"/>
+              <w:left w:type="dxa" w:w="120"/>
+              <w:bottom w:type="dxa" w:w="60"/>
+              <w:right w:type="dxa" w:w="120"/>
+            </w:tcMar>
+          </w:tcPr>
+          <w:p>
+            <w:r>
+              <w:rPr>
+                <w:rFonts w:ascii="Arial" w:cs="Arial" w:eastAsia="Arial" w:hAnsi="Arial"/>
+                <w:b/>
+                <w:bCs/>
+                <w:color w:val="12202D"/>
+                <w:sz w:val="20"/>
+                <w:szCs w:val="20"/>
+              </w:rPr>
+              <w:t xml:space="preserve">Лебёдки</w:t>
+            </w:r>
+          </w:p>
+        </w:tc>
+        <w:tc>
+          <w:tcPr>
+            <w:tcW w:type="dxa" w:w="5838"/>
+            <w:tcBorders>
+              <w:top w:val="single" w:color="D0D7DE" w:sz="1"/>
+              <w:left w:val="single" w:color="D0D7DE" w:sz="1"/>
+              <w:bottom w:val="single" w:color="D0D7DE" w:sz="1"/>
+              <w:right w:val="single" w:color="D0D7DE" w:sz="1"/>
+            </w:tcBorders>
+            <w:shd w:fill="FFFFFF" w:val="clear"/>
+            <w:tcMar>
+              <w:top w:type="dxa" w:w="60"/>
+              <w:left w:type="dxa" w:w="120"/>
+              <w:bottom w:type="dxa" w:w="60"/>
+              <w:right w:type="dxa" w:w="120"/>
+            </w:tcMar>
+          </w:tcPr>
+          <w:p>
+            <w:r>
+              <w:rPr>
+                <w:rFonts w:ascii="Arial" w:cs="Arial" w:eastAsia="Arial" w:hAnsi="Arial"/>
+                <w:color w:val="5A6774"/>
+                <w:sz w:val="20"/>
+                <w:szCs w:val="20"/>
+              </w:rPr>
+              <w:t xml:space="preserve">2 шт.</w:t>
+            </w:r>
+          </w:p>
+        </w:tc>
+      </w:tr>
+      <w:tr>
+        <w:tc>
+          <w:tcPr>
+            <w:tcW w:type="dxa" w:w="3800"/>
+            <w:tcBorders>
+              <w:top w:val="single" w:color="D0D7DE" w:sz="1"/>
+              <w:left w:val="single" w:color="D0D7DE" w:sz="1"/>
+              <w:bottom w:val="single" w:color="D0D7DE" w:sz="1"/>
+              <w:right w:val="single" w:color="D0D7DE" w:sz="1"/>
+            </w:tcBorders>
+            <w:shd w:fill="F4F7FA" w:val="clear"/>
+            <w:tcMar>
+              <w:top w:type="dxa" w:w="60"/>
+              <w:left w:type="dxa" w:w="120"/>
+              <w:bottom w:type="dxa" w:w="60"/>
+              <w:right w:type="dxa" w:w="120"/>
+            </w:tcMar>
+          </w:tcPr>
+          <w:p>
+            <w:r>
+              <w:rPr>
+                <w:rFonts w:ascii="Arial" w:cs="Arial" w:eastAsia="Arial" w:hAnsi="Arial"/>
+                <w:b/>
+                <w:bCs/>
+                <w:color w:val="12202D"/>
+                <w:sz w:val="20"/>
+                <w:szCs w:val="20"/>
+              </w:rPr>
+              <w:t xml:space="preserve">Манипулятор</w:t>
+            </w:r>
+          </w:p>
+        </w:tc>
+        <w:tc>
+          <w:tcPr>
+            <w:tcW w:type="dxa" w:w="5838"/>
+            <w:tcBorders>
+              <w:top w:val="single" w:color="D0D7DE" w:sz="1"/>
+              <w:left w:val="single" w:color="D0D7DE" w:sz="1"/>
+              <w:bottom w:val="single" w:color="D0D7DE" w:sz="1"/>
+              <w:right w:val="single" w:color="D0D7DE" w:sz="1"/>
+            </w:tcBorders>
+            <w:shd w:fill="F4F7FA" w:val="clear"/>
+            <w:tcMar>
+              <w:top w:type="dxa" w:w="60"/>
+              <w:left w:type="dxa" w:w="120"/>
+              <w:bottom w:type="dxa" w:w="60"/>
+              <w:right w:type="dxa" w:w="120"/>
+            </w:tcMar>
+          </w:tcPr>
+          <w:p>
+            <w:r>
+              <w:rPr>
+                <w:rFonts w:ascii="Arial" w:cs="Arial" w:eastAsia="Arial" w:hAnsi="Arial"/>
+                <w:color w:val="5A6774"/>
+                <w:sz w:val="20"/>
+                <w:szCs w:val="20"/>
+              </w:rPr>
+              <w:t xml:space="preserve">Опционально</w:t>
+            </w:r>
+          </w:p>
+        </w:tc>
+      </w:tr>
+      <w:tr>
+        <w:tc>
+          <w:tcPr>
+            <w:tcW w:type="dxa" w:w="3800"/>
+            <w:tcBorders>
+              <w:top w:val="single" w:color="D0D7DE" w:sz="1"/>
+              <w:left w:val="single" w:color="D0D7DE" w:sz="1"/>
+              <w:bottom w:val="single" w:color="D0D7DE" w:sz="1"/>
+              <w:right w:val="single" w:color="D0D7DE" w:sz="1"/>
+            </w:tcBorders>
+            <w:shd w:fill="FFFFFF" w:val="clear"/>
+            <w:tcMar>
+              <w:top w:type="dxa" w:w="60"/>
+              <w:left w:type="dxa" w:w="120"/>
+              <w:bottom w:type="dxa" w:w="60"/>
+              <w:right w:type="dxa" w:w="120"/>
+            </w:tcMar>
+          </w:tcPr>
+          <w:p>
+            <w:r>
+              <w:rPr>
+                <w:rFonts w:ascii="Arial" w:cs="Arial" w:eastAsia="Arial" w:hAnsi="Arial"/>
+                <w:b/>
+                <w:bCs/>
+                <w:color w:val="12202D"/>
+                <w:sz w:val="20"/>
+                <w:szCs w:val="20"/>
+              </w:rPr>
+              <w:t xml:space="preserve">Спутниковая связь</w:t>
+            </w:r>
+          </w:p>
+        </w:tc>
+        <w:tc>
+          <w:tcPr>
+            <w:tcW w:type="dxa" w:w="5838"/>
+            <w:tcBorders>
+              <w:top w:val="single" w:color="D0D7DE" w:sz="1"/>
+              <w:left w:val="single" w:color="D0D7DE" w:sz="1"/>
+              <w:bottom w:val="single" w:color="D0D7DE" w:sz="1"/>
+              <w:right w:val="single" w:color="D0D7DE" w:sz="1"/>
+            </w:tcBorders>
+            <w:shd w:fill="FFFFFF" w:val="clear"/>
+            <w:tcMar>
+              <w:top w:type="dxa" w:w="60"/>
+              <w:left w:type="dxa" w:w="120"/>
+              <w:bottom w:type="dxa" w:w="60"/>
+              <w:right w:type="dxa" w:w="120"/>
+            </w:tcMar>
+          </w:tcPr>
+          <w:p>
+            <w:r>
+              <w:rPr>
+                <w:rFonts w:ascii="Arial" w:cs="Arial" w:eastAsia="Arial" w:hAnsi="Arial"/>
+                <w:color w:val="5A6774"/>
+                <w:sz w:val="20"/>
+                <w:szCs w:val="20"/>
+              </w:rPr>
+              <w:t xml:space="preserve">Опционально</w:t>
+            </w:r>
+          </w:p>
+        </w:tc>
+      </w:tr>
+      <w:tr>
+        <w:tc>
+          <w:tcPr>
+            <w:tcW w:type="dxa" w:w="3800"/>
+            <w:tcBorders>
+              <w:top w:val="single" w:color="D0D7DE" w:sz="1"/>
+              <w:left w:val="single" w:color="D0D7DE" w:sz="1"/>
+              <w:bottom w:val="single" w:color="D0D7DE" w:sz="1"/>
+              <w:right w:val="single" w:color="D0D7DE" w:sz="1"/>
+            </w:tcBorders>
+            <w:shd w:fill="F4F7FA" w:val="clear"/>
+            <w:tcMar>
+              <w:top w:type="dxa" w:w="60"/>
+              <w:left w:type="dxa" w:w="120"/>
+              <w:bottom w:type="dxa" w:w="60"/>
+              <w:right w:type="dxa" w:w="120"/>
+            </w:tcMar>
+          </w:tcPr>
+          <w:p>
+            <w:r>
+              <w:rPr>
+                <w:rFonts w:ascii="Arial" w:cs="Arial" w:eastAsia="Arial" w:hAnsi="Arial"/>
+                <w:b/>
+                <w:bCs/>
+                <w:color w:val="12202D"/>
+                <w:sz w:val="20"/>
+                <w:szCs w:val="20"/>
+              </w:rPr>
+              <w:t xml:space="preserve">Подводная навигация</w:t>
+            </w:r>
+          </w:p>
+        </w:tc>
+        <w:tc>
+          <w:tcPr>
+            <w:tcW w:type="dxa" w:w="5838"/>
+            <w:tcBorders>
+              <w:top w:val="single" w:color="D0D7DE" w:sz="1"/>
+              <w:left w:val="single" w:color="D0D7DE" w:sz="1"/>
+              <w:bottom w:val="single" w:color="D0D7DE" w:sz="1"/>
+              <w:right w:val="single" w:color="D0D7DE" w:sz="1"/>
+            </w:tcBorders>
+            <w:shd w:fill="F4F7FA" w:val="clear"/>
+            <w:tcMar>
+              <w:top w:type="dxa" w:w="60"/>
+              <w:left w:type="dxa" w:w="120"/>
+              <w:bottom w:type="dxa" w:w="60"/>
+              <w:right w:type="dxa" w:w="120"/>
+            </w:tcMar>
+          </w:tcPr>
+          <w:p>
+            <w:r>
+              <w:rPr>
+                <w:rFonts w:ascii="Arial" w:cs="Arial" w:eastAsia="Arial" w:hAnsi="Arial"/>
+                <w:color w:val="5A6774"/>
+                <w:sz w:val="20"/>
+                <w:szCs w:val="20"/>
+              </w:rPr>
+              <w:t xml:space="preserve">USBL — опционально</w:t>
             </w:r>
           </w:p>
         </w:tc>
@@ -1701,7 +2179,7 @@
           <w:sz w:val="26"/>
           <w:szCs w:val="26"/>
         </w:rPr>
-        <w:t xml:space="preserve">Динамическое позиционирование</w:t>
+        <w:t xml:space="preserve">Экономия</w:t>
       </w:r>
     </w:p>
     <w:p>
@@ -1716,7 +2194,7 @@
           <w:sz w:val="22"/>
           <w:szCs w:val="22"/>
         </w:rPr>
-        <w:t xml:space="preserve">Система DP1 с двумя подрульками обеспечивает точное удержание катамарана в заданной точке при спуске оборудования и работе ТНПА.</w:t>
+        <w:t xml:space="preserve">Катамаран в связке с материнским судном позволяет обеспечивать весь комплекс работ, ранее требовавший привлечения дорогостоящего судна с системой динамического позиционирования.</w:t>
       </w:r>
     </w:p>
     <w:p>
@@ -1732,7 +2210,7 @@
           <w:sz w:val="26"/>
           <w:szCs w:val="26"/>
         </w:rPr>
-        <w:t xml:space="preserve">Непотопляемость</w:t>
+        <w:t xml:space="preserve">Уникальная научная платформа</w:t>
       </w:r>
     </w:p>
     <w:p>
@@ -1747,7 +2225,7 @@
           <w:sz w:val="22"/>
           <w:szCs w:val="22"/>
         </w:rPr>
-        <w:t xml:space="preserve">Алюминиевый корпус заполнен пенопластом, что гарантирует непотопляемость и позволяет получить неограниченный район плавания.</w:t>
+        <w:t xml:space="preserve">Многофункциональность катамарана позволяет увеличивать количество исследований под конкретную задачу. Например, точное попадание грунтовой трубки в зону разгрузки углеводородного флюида.</w:t>
       </w:r>
     </w:p>
     <w:p>
@@ -1763,7 +2241,7 @@
           <w:sz w:val="26"/>
           <w:szCs w:val="26"/>
         </w:rPr>
-        <w:t xml:space="preserve">Научная платформа</w:t>
+        <w:t xml:space="preserve">Аналогов нет</w:t>
       </w:r>
     </w:p>
     <w:p>
@@ -1778,7 +2256,7 @@
           <w:sz w:val="22"/>
           <w:szCs w:val="22"/>
         </w:rPr>
-        <w:t xml:space="preserve">Рубка на 3 человека, палуба оборудована для работ с погружным оборудованием: батометры, дночерпатель, сетки Джеди, ТНПА.</w:t>
+        <w:t xml:space="preserve">Опыт строительства маломерного судна с DP1, разработка автоматических систем пробоотбора позволит совершить прорыв в области экологических, океанологических, геохимических изысканий.</w:t>
       </w:r>
     </w:p>
     <w:p>
@@ -1794,7 +2272,7 @@
           <w:sz w:val="26"/>
           <w:szCs w:val="26"/>
         </w:rPr>
-        <w:t xml:space="preserve">Буксировка</w:t>
+        <w:t xml:space="preserve">Глобальная мобильность</w:t>
       </w:r>
     </w:p>
     <w:p>
@@ -1809,7 +2287,7 @@
           <w:sz w:val="22"/>
           <w:szCs w:val="22"/>
         </w:rPr>
-        <w:t xml:space="preserve">Катамаран буксируется материнским судном в район работ, что снижает требования к собственной автономности и топливным запасам.</w:t>
+        <w:t xml:space="preserve">Возможность отправки в любую точку мира позволит находить работу вне сезона Арктической навигации.</w:t>
       </w:r>
     </w:p>
     <w:p>
@@ -1831,13 +2309,24 @@
           <w:sz w:val="18"/>
           <w:szCs w:val="18"/>
         </w:rPr>
-        <w:t xml:space="preserve">ПОЗИЦИОНИРОВАНИЕ</w:t>
+        <w:t xml:space="preserve">МОДУЛЬНАЯ АРХИТЕКТУРА</w:t>
       </w:r>
     </w:p>
     <w:p>
       <w:pPr>
         <w:spacing w:after="200" w:before="60"/>
       </w:pPr>
+      <w:r>
+        <w:rPr>
+          <w:rFonts w:ascii="Arial" w:cs="Arial" w:eastAsia="Arial" w:hAnsi="Arial"/>
+          <w:b/>
+          <w:bCs/>
+          <w:color w:val="E05206"/>
+          <w:sz w:val="40"/>
+          <w:szCs w:val="40"/>
+        </w:rPr>
+        <w:t xml:space="preserve">5 типов</w:t>
+      </w:r>
       <w:r>
         <w:rPr>
           <w:rFonts w:ascii="Arial" w:cs="Arial" w:eastAsia="Arial" w:hAnsi="Arial"/>
@@ -1847,18 +2336,7 @@
           <w:sz w:val="40"/>
           <w:szCs w:val="40"/>
         </w:rPr>
-        <w:t xml:space="preserve">Система динамического позиционирования </w:t>
-      </w:r>
-      <w:r>
-        <w:rPr>
-          <w:rFonts w:ascii="Arial" w:cs="Arial" w:eastAsia="Arial" w:hAnsi="Arial"/>
-          <w:b/>
-          <w:bCs/>
-          <w:color w:val="1B6FA8"/>
-          <w:sz w:val="40"/>
-          <w:szCs w:val="40"/>
-        </w:rPr>
-        <w:t xml:space="preserve">DP1</w:t>
+        <w:t xml:space="preserve"> сменного оборудования</w:t>
       </w:r>
     </w:p>
     <w:p>
@@ -1873,174 +2351,7 @@
           <w:sz w:val="22"/>
           <w:szCs w:val="22"/>
         </w:rPr>
-        <w:t xml:space="preserve">MSV-11 оснащается системой динамического позиционирования класса 1 (DP1) с двумя подруливающими устройствами, которая удерживает катамаран в заданной точке при спуске погружного оборудования и работе ТНПА.</w:t>
-      </w:r>
-    </w:p>
-    <w:p>
-      <w:pPr>
-        <w:pStyle w:val="ListParagraph"/>
-        <w:numPr>
-          <w:ilvl w:val="0"/>
-          <w:numId w:val="2"/>
-        </w:numPr>
-        <w:spacing w:after="40" w:before="40" w:line="276"/>
-      </w:pPr>
-      <w:r>
-        <w:rPr>
-          <w:rFonts w:ascii="Arial" w:cs="Arial" w:eastAsia="Arial" w:hAnsi="Arial"/>
-          <w:color w:val="5A6774"/>
-          <w:sz w:val="22"/>
-          <w:szCs w:val="22"/>
-        </w:rPr>
-        <w:t xml:space="preserve">Точное удержание точки — DP1 обеспечивает стабильное позиционирование при работе с батометрами, дночерпателем и управлении ТНПА.</w:t>
-      </w:r>
-    </w:p>
-    <w:p>
-      <w:pPr>
-        <w:pStyle w:val="ListParagraph"/>
-        <w:numPr>
-          <w:ilvl w:val="0"/>
-          <w:numId w:val="2"/>
-        </w:numPr>
-        <w:spacing w:after="40" w:before="40" w:line="276"/>
-      </w:pPr>
-      <w:r>
-        <w:rPr>
-          <w:rFonts w:ascii="Arial" w:cs="Arial" w:eastAsia="Arial" w:hAnsi="Arial"/>
-          <w:color w:val="5A6774"/>
-          <w:sz w:val="22"/>
-          <w:szCs w:val="22"/>
-        </w:rPr>
-        <w:t xml:space="preserve">Два подруливающих устройства — обеспечивают точное маневрирование и удержание курса при воздействии ветра, течения и волнения.</w:t>
-      </w:r>
-    </w:p>
-    <w:p>
-      <w:pPr>
-        <w:pStyle w:val="ListParagraph"/>
-        <w:numPr>
-          <w:ilvl w:val="0"/>
-          <w:numId w:val="2"/>
-        </w:numPr>
-        <w:spacing w:after="40" w:before="40" w:line="276"/>
-      </w:pPr>
-      <w:r>
-        <w:rPr>
-          <w:rFonts w:ascii="Arial" w:cs="Arial" w:eastAsia="Arial" w:hAnsi="Arial"/>
-          <w:color w:val="5A6774"/>
-          <w:sz w:val="22"/>
-          <w:szCs w:val="22"/>
-        </w:rPr>
-        <w:t xml:space="preserve">Работа ТНПА — точное позиционирование критично для управления подводным аппаратом из рубки катамарана.</w:t>
-      </w:r>
-    </w:p>
-    <w:p>
-      <w:pPr>
-        <w:spacing w:before="200"/>
-        <w:jc w:val="center"/>
-      </w:pPr>
-      <w:r>
-        <w:drawing>
-          <wp:inline distT="0" distB="0" distL="0" distR="0">
-            <wp:extent cx="4381500" cy="2667000"/>
-            <wp:effectExtent t="0" r="0" b="0" l="0"/>
-            <wp:docPr id="1" name="три четверти вариант с кран-балкой.png" descr="три четверти вариант с кран-балкой.png" title="три четверти вариант с кран-балкой.png"/>
-            <wp:cNvGraphicFramePr>
-              <a:graphicFrameLocks xmlns:a="http://schemas.openxmlformats.org/drawingml/2006/main" noChangeAspect="1"/>
-            </wp:cNvGraphicFramePr>
-            <a:graphic xmlns:a="http://schemas.openxmlformats.org/drawingml/2006/main">
-              <a:graphicData uri="http://schemas.openxmlformats.org/drawingml/2006/picture">
-                <pic:pic xmlns:pic="http://schemas.openxmlformats.org/drawingml/2006/picture">
-                  <pic:nvPicPr>
-                    <pic:cNvPr id="0" name="" descr=""/>
-                    <pic:cNvPicPr>
-                      <a:picLocks noChangeAspect="1" noChangeArrowheads="1"/>
-                    </pic:cNvPicPr>
-                  </pic:nvPicPr>
-                  <pic:blipFill>
-                    <a:blip r:embed="rId11" cstate="none"/>
-                    <a:srcRect/>
-                    <a:stretch>
-                      <a:fillRect/>
-                    </a:stretch>
-                  </pic:blipFill>
-                  <pic:spPr bwMode="auto">
-                    <a:xfrm>
-                      <a:off x="0" y="0"/>
-                      <a:ext cx="4381500" cy="2667000"/>
-                    </a:xfrm>
-                    <a:prstGeom prst="rect">
-                      <a:avLst/>
-                    </a:prstGeom>
-                  </pic:spPr>
-                </pic:pic>
-              </a:graphicData>
-            </a:graphic>
-          </wp:inline>
-        </w:drawing>
-      </w:r>
-    </w:p>
-    <w:p>
-      <w:r>
-        <w:br w:type="page"/>
-      </w:r>
-    </w:p>
-    <w:p>
-      <w:pPr>
-        <w:spacing w:after="60" w:before="120"/>
-      </w:pPr>
-      <w:r>
-        <w:rPr>
-          <w:rFonts w:ascii="Arial" w:cs="Arial" w:eastAsia="Arial" w:hAnsi="Arial"/>
-          <w:b/>
-          <w:bCs/>
-          <w:color w:val="E05206"/>
-          <w:spacing w:val="80"/>
-          <w:sz w:val="18"/>
-          <w:szCs w:val="18"/>
-        </w:rPr>
-        <w:t xml:space="preserve">МОДУЛЬНАЯ АРХИТЕКТУРА</w:t>
-      </w:r>
-    </w:p>
-    <w:p>
-      <w:pPr>
-        <w:spacing w:after="200" w:before="60"/>
-      </w:pPr>
-      <w:r>
-        <w:rPr>
-          <w:rFonts w:ascii="Arial" w:cs="Arial" w:eastAsia="Arial" w:hAnsi="Arial"/>
-          <w:b/>
-          <w:bCs/>
-          <w:color w:val="E05206"/>
-          <w:sz w:val="40"/>
-          <w:szCs w:val="40"/>
-        </w:rPr>
-        <w:t xml:space="preserve">5 типов</w:t>
-      </w:r>
-      <w:r>
-        <w:rPr>
-          <w:rFonts w:ascii="Arial" w:cs="Arial" w:eastAsia="Arial" w:hAnsi="Arial"/>
-          <w:b/>
-          <w:bCs/>
-          <w:color w:val="12202D"/>
-          <w:sz w:val="40"/>
-          <w:szCs w:val="40"/>
-        </w:rPr>
-        <w:t xml:space="preserve"> сменного оборудования</w:t>
-      </w:r>
-    </w:p>
-    <w:p>
-      <w:pPr>
-        <w:spacing w:after="100" w:before="60" w:line="276"/>
-        <w:jc w:val="left"/>
-      </w:pPr>
-      <w:r>
-        <w:rPr>
-          <w:rFonts w:ascii="Arial" w:cs="Arial" w:eastAsia="Arial" w:hAnsi="Arial"/>
-          <w:color w:val="5A6774"/>
-          <w:sz w:val="22"/>
-          <w:szCs w:val="22"/>
-        </w:rPr>
-        <w:t xml:space="preserve">MSV-11 — обитаемая исследовательская платформа. С катамарана опускается погружное оборудование для выполнения морских научных работ, а оператор ТНПА управляет аппаратом непосредственно из рубки.</w:t>
+        <w:t xml:space="preserve">Рубка с возможностью размещения научного персонала на борту для контроля пробоотбора автоматическими системами и управления ТНПА. 5 типов сменного оборудования. Каждый модуль оборудован лебёдкой для спуска/подъёма.</w:t>
       </w:r>
     </w:p>
     <w:p>
@@ -2093,6 +2404,141 @@
                   <wp:extent cx="1714500" cy="1333500"/>
                   <wp:effectExtent t="0" r="0" b="0" l="0"/>
                   <wp:docPr id="1" name="Экологический модуль.png" descr="Экологический модуль.png" title="Экологический модуль.png"/>
+                  <wp:cNvGraphicFramePr>
+                    <a:graphicFrameLocks xmlns:a="http://schemas.openxmlformats.org/drawingml/2006/main" noChangeAspect="1"/>
+                  </wp:cNvGraphicFramePr>
+                  <a:graphic xmlns:a="http://schemas.openxmlformats.org/drawingml/2006/main">
+                    <a:graphicData uri="http://schemas.openxmlformats.org/drawingml/2006/picture">
+                      <pic:pic xmlns:pic="http://schemas.openxmlformats.org/drawingml/2006/picture">
+                        <pic:nvPicPr>
+                          <pic:cNvPr id="0" name="" descr=""/>
+                          <pic:cNvPicPr>
+                            <a:picLocks noChangeAspect="1" noChangeArrowheads="1"/>
+                          </pic:cNvPicPr>
+                        </pic:nvPicPr>
+                        <pic:blipFill>
+                          <a:blip r:embed="rId11" cstate="none"/>
+                          <a:srcRect/>
+                          <a:stretch>
+                            <a:fillRect/>
+                          </a:stretch>
+                        </pic:blipFill>
+                        <pic:spPr bwMode="auto">
+                          <a:xfrm>
+                            <a:off x="0" y="0"/>
+                            <a:ext cx="1714500" cy="1333500"/>
+                          </a:xfrm>
+                          <a:prstGeom prst="rect">
+                            <a:avLst/>
+                          </a:prstGeom>
+                        </pic:spPr>
+                      </pic:pic>
+                    </a:graphicData>
+                  </a:graphic>
+                </wp:inline>
+              </w:drawing>
+            </w:r>
+          </w:p>
+        </w:tc>
+        <w:tc>
+          <w:tcPr>
+            <w:tcW w:type="dxa" w:w="6838"/>
+            <w:tcBorders>
+              <w:top w:val="single" w:color="D0D7DE" w:sz="1"/>
+              <w:left w:val="single" w:color="D0D7DE" w:sz="1"/>
+              <w:bottom w:val="single" w:color="D0D7DE" w:sz="1"/>
+              <w:right w:val="single" w:color="D0D7DE" w:sz="1"/>
+            </w:tcBorders>
+            <w:tcMar>
+              <w:top w:type="dxa" w:w="100"/>
+              <w:left w:type="dxa" w:w="160"/>
+              <w:bottom w:type="dxa" w:w="100"/>
+              <w:right w:type="dxa" w:w="160"/>
+            </w:tcMar>
+          </w:tcPr>
+          <w:p>
+            <w:pPr>
+              <w:spacing w:after="60"/>
+            </w:pPr>
+            <w:r>
+              <w:rPr>
+                <w:rFonts w:ascii="Arial" w:cs="Arial" w:eastAsia="Arial" w:hAnsi="Arial"/>
+                <w:b/>
+                <w:bCs/>
+                <w:color w:val="12202D"/>
+                <w:sz w:val="24"/>
+                <w:szCs w:val="24"/>
+              </w:rPr>
+              <w:t xml:space="preserve">1. Экология</w:t>
+            </w:r>
+          </w:p>
+          <w:p>
+            <w:pPr>
+              <w:spacing w:line="276"/>
+            </w:pPr>
+            <w:r>
+              <w:rPr>
+                <w:rFonts w:ascii="Arial" w:cs="Arial" w:eastAsia="Arial" w:hAnsi="Arial"/>
+                <w:color w:val="5A6774"/>
+                <w:sz w:val="20"/>
+                <w:szCs w:val="20"/>
+              </w:rPr>
+              <w:t xml:space="preserve">Кассета с батометрами, CTD зонд, дночерпатели либо грунтовые трубки для многократного отбора проб с разных точек. Возможность установки подводной навигации USBL.</w:t>
+            </w:r>
+          </w:p>
+        </w:tc>
+      </w:tr>
+    </w:tbl>
+    <w:p>
+      <w:pPr>
+        <w:spacing w:before="120"/>
+      </w:pPr>
+    </w:p>
+    <w:tbl>
+      <w:tblPr>
+        <w:tblW w:type="dxa" w:w="9638"/>
+        <w:tblBorders>
+          <w:top w:val="single" w:color="auto" w:sz="4"/>
+          <w:left w:val="single" w:color="auto" w:sz="4"/>
+          <w:bottom w:val="single" w:color="auto" w:sz="4"/>
+          <w:right w:val="single" w:color="auto" w:sz="4"/>
+          <w:insideH w:val="single" w:color="auto" w:sz="4"/>
+          <w:insideV w:val="single" w:color="auto" w:sz="4"/>
+        </w:tblBorders>
+      </w:tblPr>
+      <w:tblGrid>
+        <w:gridCol w:w="2800"/>
+        <w:gridCol w:w="6838"/>
+      </w:tblGrid>
+      <w:tr>
+        <w:tc>
+          <w:tcPr>
+            <w:tcW w:type="dxa" w:w="2800"/>
+            <w:tcBorders>
+              <w:top w:val="single" w:color="D0D7DE" w:sz="1"/>
+              <w:left w:val="single" w:color="D0D7DE" w:sz="1"/>
+              <w:bottom w:val="single" w:color="D0D7DE" w:sz="1"/>
+              <w:right w:val="single" w:color="D0D7DE" w:sz="1"/>
+            </w:tcBorders>
+            <w:shd w:fill="F4F7FA" w:val="clear"/>
+            <w:tcMar>
+              <w:top w:type="dxa" w:w="100"/>
+              <w:left w:type="dxa" w:w="100"/>
+              <w:bottom w:type="dxa" w:w="100"/>
+              <w:right w:type="dxa" w:w="100"/>
+            </w:tcMar>
+            <w:vAlign w:val="center"/>
+          </w:tcPr>
+          <w:p>
+            <w:pPr>
+              <w:jc w:val="center"/>
+            </w:pPr>
+            <w:r>
+              <w:drawing>
+                <wp:inline distT="0" distB="0" distL="0" distR="0">
+                  <wp:extent cx="1714500" cy="1333500"/>
+                  <wp:effectExtent t="0" r="0" b="0" l="0"/>
+                  <wp:docPr id="1" name="Инспекционный модуль Компактный ROV, свет, видеокамеры, гидролокатор ближнего обзора, газоанализ.png" descr="Инспекционный модуль Компактный ROV, свет, видеокамеры, гидролокатор ближнего обзора, газоанализ.png" title="Инспекционный модуль Компактный ROV, свет, видеокамеры, гидролокатор ближнего обзора, газоанализ.png"/>
                   <wp:cNvGraphicFramePr>
                     <a:graphicFrameLocks xmlns:a="http://schemas.openxmlformats.org/drawingml/2006/main" noChangeAspect="1"/>
                   </wp:cNvGraphicFramePr>
@@ -2158,7 +2604,7 @@
                 <w:sz w:val="24"/>
                 <w:szCs w:val="24"/>
               </w:rPr>
-              <w:t xml:space="preserve">1. Экология</w:t>
+              <w:t xml:space="preserve">2. ТНПА</w:t>
             </w:r>
           </w:p>
           <w:p>
@@ -2172,7 +2618,7 @@
                 <w:sz w:val="20"/>
                 <w:szCs w:val="20"/>
               </w:rPr>
-              <w:t xml:space="preserve">Модуль для экологического мониторинга и комплексного отбора проб воды и грунта с координатной привязкой. Позволяет оперативно проводить экологические исследования в одной миссии с другими модулями.</w:t>
+              <w:t xml:space="preserve">Спуск и подъём ТНПА массой до 300 кг через раздвижной пандус модуля. Управление оператором из рубки, в дальнейшем — ретранслятор для управления с материнского судна.</w:t>
             </w:r>
           </w:p>
         </w:tc>
@@ -2227,7 +2673,7 @@
                 <wp:inline distT="0" distB="0" distL="0" distR="0">
                   <wp:extent cx="1714500" cy="1333500"/>
                   <wp:effectExtent t="0" r="0" b="0" l="0"/>
-                  <wp:docPr id="1" name="доплеровский профилограф.png" descr="доплеровский профилограф.png" title="доплеровский профилограф.png"/>
+                  <wp:docPr id="1" name="планктон.png" descr="планктон.png" title="планктон.png"/>
                   <wp:cNvGraphicFramePr>
                     <a:graphicFrameLocks xmlns:a="http://schemas.openxmlformats.org/drawingml/2006/main" noChangeAspect="1"/>
                   </wp:cNvGraphicFramePr>
@@ -2293,7 +2739,7 @@
                 <w:sz w:val="24"/>
                 <w:szCs w:val="24"/>
               </w:rPr>
-              <w:t xml:space="preserve">2. Доплеровский профилограф</w:t>
+              <w:t xml:space="preserve">3. Планктон</w:t>
             </w:r>
           </w:p>
           <w:p>
@@ -2307,7 +2753,7 @@
                 <w:sz w:val="20"/>
                 <w:szCs w:val="20"/>
               </w:rPr>
-              <w:t xml:space="preserve">Доплеровский профилограф измеряет скорость и направление течений по глубине, помогает анализировать структуру водной толщи и оперативно получать океанологические данные.</w:t>
+              <w:t xml:space="preserve">Модуль отбора проб планктона разного типа в толще воды. Позволяет отбирать планктон в приповерхностном и придонном слое.</w:t>
             </w:r>
           </w:p>
         </w:tc>
@@ -2362,7 +2808,7 @@
                 <wp:inline distT="0" distB="0" distL="0" distR="0">
                   <wp:extent cx="1714500" cy="1333500"/>
                   <wp:effectExtent t="0" r="0" b="0" l="0"/>
-                  <wp:docPr id="1" name="Инспекционный модуль Компактный ROV, свет, видеокамеры, гидролокатор ближнего обзора, газоанализ.png" descr="Инспекционный модуль Компактный ROV, свет, видеокамеры, гидролокатор ближнего обзора, газоанализ.png" title="Инспекционный модуль Компактный ROV, свет, видеокамеры, гидролокатор ближнего обзора, газоанализ.png"/>
+                  <wp:docPr id="1" name="Буксир.png" descr="Буксир.png" title="Буксир.png"/>
                   <wp:cNvGraphicFramePr>
                     <a:graphicFrameLocks xmlns:a="http://schemas.openxmlformats.org/drawingml/2006/main" noChangeAspect="1"/>
                   </wp:cNvGraphicFramePr>
@@ -2428,7 +2874,7 @@
                 <w:sz w:val="24"/>
                 <w:szCs w:val="24"/>
               </w:rPr>
-              <w:t xml:space="preserve">3. ROV / ТНПА</w:t>
+              <w:t xml:space="preserve">4. Буксируемые системы</w:t>
             </w:r>
           </w:p>
           <w:p>
@@ -2442,7 +2888,7 @@
                 <w:sz w:val="20"/>
                 <w:szCs w:val="20"/>
               </w:rPr>
-              <w:t xml:space="preserve">Спуск и подъём ROV массой до 200 кг через раздвижной пандус кассеты. MSV-11 выступает ретранслятором связи и навигационной привязкой для аппарата.</w:t>
+              <w:t xml:space="preserve">ГБО, профилограф, магнитометр и другие геофизические инструменты в одном модуле.</w:t>
             </w:r>
           </w:p>
         </w:tc>
@@ -2497,7 +2943,7 @@
                 <wp:inline distT="0" distB="0" distL="0" distR="0">
                   <wp:extent cx="1714500" cy="1333500"/>
                   <wp:effectExtent t="0" r="0" b="0" l="0"/>
-                  <wp:docPr id="1" name="планктон.png" descr="планктон.png" title="планктон.png"/>
+                  <wp:docPr id="1" name="доплеровский профилограф.png" descr="доплеровский профилограф.png" title="доплеровский профилограф.png"/>
                   <wp:cNvGraphicFramePr>
                     <a:graphicFrameLocks xmlns:a="http://schemas.openxmlformats.org/drawingml/2006/main" noChangeAspect="1"/>
                   </wp:cNvGraphicFramePr>
@@ -2563,7 +3009,7 @@
                 <w:sz w:val="24"/>
                 <w:szCs w:val="24"/>
               </w:rPr>
-              <w:t xml:space="preserve">4. Планктон</w:t>
+              <w:t xml:space="preserve">5. Океанологический</w:t>
             </w:r>
           </w:p>
           <w:p>
@@ -2577,15 +3023,79 @@
                 <w:sz w:val="20"/>
                 <w:szCs w:val="20"/>
               </w:rPr>
-              <w:t xml:space="preserve">Модуль для отбора проб планктона разного типа в толще воды. Позволяет проводить биологический мониторинг, изучать распределение планктона и выполнять серийный отбор проб.</w:t>
+              <w:t xml:space="preserve">Доплеровский профилограф измеряет скорость и направление течений по глубине для океанологического профилирования.</w:t>
             </w:r>
           </w:p>
         </w:tc>
       </w:tr>
     </w:tbl>
     <w:p>
-      <w:pPr>
-        <w:spacing w:before="120"/>
+      <w:r>
+        <w:br w:type="page"/>
+      </w:r>
+    </w:p>
+    <w:p>
+      <w:pPr>
+        <w:spacing w:after="60" w:before="120"/>
+      </w:pPr>
+      <w:r>
+        <w:rPr>
+          <w:rFonts w:ascii="Arial" w:cs="Arial" w:eastAsia="Arial" w:hAnsi="Arial"/>
+          <w:b/>
+          <w:bCs/>
+          <w:color w:val="E05206"/>
+          <w:spacing w:val="80"/>
+          <w:sz w:val="18"/>
+          <w:szCs w:val="18"/>
+        </w:rPr>
+        <w:t xml:space="preserve">ДОПОЛНИТЕЛЬНОЕ ОБОРУДОВАНИЕ</w:t>
+      </w:r>
+    </w:p>
+    <w:p>
+      <w:pPr>
+        <w:spacing w:after="200" w:before="60"/>
+      </w:pPr>
+      <w:r>
+        <w:rPr>
+          <w:rFonts w:ascii="Arial" w:cs="Arial" w:eastAsia="Arial" w:hAnsi="Arial"/>
+          <w:b/>
+          <w:bCs/>
+          <w:color w:val="12202D"/>
+          <w:sz w:val="40"/>
+          <w:szCs w:val="40"/>
+        </w:rPr>
+        <w:t xml:space="preserve">Палубное оснащение </w:t>
+      </w:r>
+      <w:r>
+        <w:rPr>
+          <w:rFonts w:ascii="Arial" w:cs="Arial" w:eastAsia="Arial" w:hAnsi="Arial"/>
+          <w:b/>
+          <w:bCs/>
+          <w:color w:val="E05206"/>
+          <w:sz w:val="40"/>
+          <w:szCs w:val="40"/>
+        </w:rPr>
+        <w:t xml:space="preserve">MSV-11</w:t>
+      </w:r>
+    </w:p>
+    <w:p>
+      <w:pPr>
+        <w:spacing w:after="100" w:before="60" w:line="276"/>
+        <w:jc w:val="left"/>
+      </w:pPr>
+      <w:r>
+        <w:rPr>
+          <w:rFonts w:ascii="Arial" w:cs="Arial" w:eastAsia="Arial" w:hAnsi="Arial"/>
+          <w:color w:val="5A6774"/>
+          <w:sz w:val="22"/>
+          <w:szCs w:val="22"/>
+        </w:rPr>
+        <w:t xml:space="preserve">MSV-11 комплектуется палубным оборудованием для безопасного проведения исследовательских работ в открытом море.</w:t>
+      </w:r>
+    </w:p>
+    <w:p>
+      <w:pPr>
+        <w:spacing w:before="160"/>
       </w:pPr>
     </w:p>
     <w:tbl>
@@ -2632,7 +3142,7 @@
                 <wp:inline distT="0" distB="0" distL="0" distR="0">
                   <wp:extent cx="1714500" cy="1333500"/>
                   <wp:effectExtent t="0" r="0" b="0" l="0"/>
-                  <wp:docPr id="1" name="Буксир.png" descr="Буксир.png" title="Буксир.png"/>
+                  <wp:docPr id="1" name="Арка малая.png" descr="Арка малая.png" title="Арка малая.png"/>
                   <wp:cNvGraphicFramePr>
                     <a:graphicFrameLocks xmlns:a="http://schemas.openxmlformats.org/drawingml/2006/main" noChangeAspect="1"/>
                   </wp:cNvGraphicFramePr>
@@ -2698,7 +3208,7 @@
                 <w:sz w:val="24"/>
                 <w:szCs w:val="24"/>
               </w:rPr>
-              <w:t xml:space="preserve">5. Буксируемые системы</w:t>
+              <w:t xml:space="preserve">1. П-образная арка</w:t>
             </w:r>
           </w:p>
           <w:p>
@@ -2712,79 +3222,15 @@
                 <w:sz w:val="20"/>
                 <w:szCs w:val="20"/>
               </w:rPr>
-              <w:t xml:space="preserve">Буксировка гидроакустических и геофизических систем: гидролокатор бокового обзора (ГБО), субдонный профилограф, магнитометр, сейсмическая коса.</w:t>
+              <w:t xml:space="preserve">Силовая П-образная арка на корме. Опорная конструкция для крепления антенн, навигационных огней, прожекторов.</w:t>
             </w:r>
           </w:p>
         </w:tc>
       </w:tr>
     </w:tbl>
     <w:p>
-      <w:r>
-        <w:br w:type="page"/>
-      </w:r>
-    </w:p>
-    <w:p>
-      <w:pPr>
-        <w:spacing w:after="60" w:before="120"/>
-      </w:pPr>
-      <w:r>
-        <w:rPr>
-          <w:rFonts w:ascii="Arial" w:cs="Arial" w:eastAsia="Arial" w:hAnsi="Arial"/>
-          <w:b/>
-          <w:bCs/>
-          <w:color w:val="E05206"/>
-          <w:spacing w:val="80"/>
-          <w:sz w:val="18"/>
-          <w:szCs w:val="18"/>
-        </w:rPr>
-        <w:t xml:space="preserve">ДОПОЛНИТЕЛЬНОЕ ОБОРУДОВАНИЕ</w:t>
-      </w:r>
-    </w:p>
-    <w:p>
-      <w:pPr>
-        <w:spacing w:after="200" w:before="60"/>
-      </w:pPr>
-      <w:r>
-        <w:rPr>
-          <w:rFonts w:ascii="Arial" w:cs="Arial" w:eastAsia="Arial" w:hAnsi="Arial"/>
-          <w:b/>
-          <w:bCs/>
-          <w:color w:val="12202D"/>
-          <w:sz w:val="40"/>
-          <w:szCs w:val="40"/>
-        </w:rPr>
-        <w:t xml:space="preserve">Палубное оснащение </w:t>
-      </w:r>
-      <w:r>
-        <w:rPr>
-          <w:rFonts w:ascii="Arial" w:cs="Arial" w:eastAsia="Arial" w:hAnsi="Arial"/>
-          <w:b/>
-          <w:bCs/>
-          <w:color w:val="E05206"/>
-          <w:sz w:val="40"/>
-          <w:szCs w:val="40"/>
-        </w:rPr>
-        <w:t xml:space="preserve">MSV-11</w:t>
-      </w:r>
-    </w:p>
-    <w:p>
-      <w:pPr>
-        <w:spacing w:after="100" w:before="60" w:line="276"/>
-        <w:jc w:val="left"/>
-      </w:pPr>
-      <w:r>
-        <w:rPr>
-          <w:rFonts w:ascii="Arial" w:cs="Arial" w:eastAsia="Arial" w:hAnsi="Arial"/>
-          <w:color w:val="5A6774"/>
-          <w:sz w:val="22"/>
-          <w:szCs w:val="22"/>
-        </w:rPr>
-        <w:t xml:space="preserve">MSV-11 комплектуется палубным оборудованием для безопасного проведения исследовательских работ в открытом море. Конфигурация подбирается под задачи конкретной экспедиции.</w:t>
-      </w:r>
-    </w:p>
-    <w:p>
-      <w:pPr>
-        <w:spacing w:before="160"/>
+      <w:pPr>
+        <w:spacing w:before="120"/>
       </w:pPr>
     </w:p>
     <w:tbl>
@@ -2831,7 +3277,7 @@
                 <wp:inline distT="0" distB="0" distL="0" distR="0">
                   <wp:extent cx="1714500" cy="1333500"/>
                   <wp:effectExtent t="0" r="0" b="0" l="0"/>
-                  <wp:docPr id="1" name="Арка малая.png" descr="Арка малая.png" title="Арка малая.png"/>
+                  <wp:docPr id="1" name="Кран-балка.png" descr="Кран-балка.png" title="Кран-балка.png"/>
                   <wp:cNvGraphicFramePr>
                     <a:graphicFrameLocks xmlns:a="http://schemas.openxmlformats.org/drawingml/2006/main" noChangeAspect="1"/>
                   </wp:cNvGraphicFramePr>
@@ -2897,7 +3343,7 @@
                 <w:sz w:val="24"/>
                 <w:szCs w:val="24"/>
               </w:rPr>
-              <w:t xml:space="preserve">1. П-образная арка</w:t>
+              <w:t xml:space="preserve">2. Кран-балка / манипулятор</w:t>
             </w:r>
           </w:p>
           <w:p>
@@ -2911,7 +3357,7 @@
                 <w:sz w:val="20"/>
                 <w:szCs w:val="20"/>
               </w:rPr>
-              <w:t xml:space="preserve">Силовая П-образная арка на корме катамарана. Служит опорной конструкцией для крепления антенн, навигационных огней, прожекторов и дополнительного оборудования.</w:t>
+              <w:t xml:space="preserve">Для спуска/подъёма ТНПА, кассеты с батометрами, автоматических модулей. Для перегрузки оборудования на берег либо материнское судно.</w:t>
             </w:r>
           </w:p>
         </w:tc>
@@ -2966,7 +3412,7 @@
                 <wp:inline distT="0" distB="0" distL="0" distR="0">
                   <wp:extent cx="1714500" cy="1333500"/>
                   <wp:effectExtent t="0" r="0" b="0" l="0"/>
-                  <wp:docPr id="1" name="Кран-балка.png" descr="Кран-балка.png" title="Кран-балка.png"/>
+                  <wp:docPr id="1" name="Лебедка.png" descr="Лебедка.png" title="Лебедка.png"/>
                   <wp:cNvGraphicFramePr>
                     <a:graphicFrameLocks xmlns:a="http://schemas.openxmlformats.org/drawingml/2006/main" noChangeAspect="1"/>
                   </wp:cNvGraphicFramePr>
@@ -3032,7 +3478,7 @@
                 <w:sz w:val="24"/>
                 <w:szCs w:val="24"/>
               </w:rPr>
-              <w:t xml:space="preserve">2. Кран-балка / манипулятор</w:t>
+              <w:t xml:space="preserve">3. Лебёдки</w:t>
             </w:r>
           </w:p>
           <w:p>
@@ -3046,7 +3492,7 @@
                 <w:sz w:val="20"/>
                 <w:szCs w:val="20"/>
               </w:rPr>
-              <w:t xml:space="preserve">Гидравлическая кран-балка с поворотной стрелой для спуска и подъёма погружного оборудования: батометров, дночерпателя, сеток Джеди и ТНПА.</w:t>
+              <w:t xml:space="preserve">2 шт. для спуска и подъёма научных приборов на заданные горизонты.</w:t>
             </w:r>
           </w:p>
         </w:tc>
@@ -3101,7 +3547,7 @@
                 <wp:inline distT="0" distB="0" distL="0" distR="0">
                   <wp:extent cx="1714500" cy="1333500"/>
                   <wp:effectExtent t="0" r="0" b="0" l="0"/>
-                  <wp:docPr id="1" name="Лебедка.png" descr="Лебедка.png" title="Лебедка.png"/>
+                  <wp:docPr id="1" name="спасательные плоты 3.png" descr="спасательные плоты 3.png" title="спасательные плоты 3.png"/>
                   <wp:cNvGraphicFramePr>
                     <a:graphicFrameLocks xmlns:a="http://schemas.openxmlformats.org/drawingml/2006/main" noChangeAspect="1"/>
                   </wp:cNvGraphicFramePr>
@@ -3167,7 +3613,7 @@
                 <w:sz w:val="24"/>
                 <w:szCs w:val="24"/>
               </w:rPr>
-              <w:t xml:space="preserve">3. Лебёдки и тросы</w:t>
+              <w:t xml:space="preserve">4. Спасательные плоты</w:t>
             </w:r>
           </w:p>
           <w:p>
@@ -3181,277 +3627,7 @@
                 <w:sz w:val="20"/>
                 <w:szCs w:val="20"/>
               </w:rPr>
-              <w:t xml:space="preserve">Лебёдочное оборудование для спуска и подъёма научных приборов на заданные горизонты. Комплектация включает главную и вспомогательную лебёдки.</w:t>
-            </w:r>
-          </w:p>
-        </w:tc>
-      </w:tr>
-    </w:tbl>
-    <w:p>
-      <w:pPr>
-        <w:spacing w:before="120"/>
-      </w:pPr>
-    </w:p>
-    <w:tbl>
-      <w:tblPr>
-        <w:tblW w:type="dxa" w:w="9638"/>
-        <w:tblBorders>
-          <w:top w:val="single" w:color="auto" w:sz="4"/>
-          <w:left w:val="single" w:color="auto" w:sz="4"/>
-          <w:bottom w:val="single" w:color="auto" w:sz="4"/>
-          <w:right w:val="single" w:color="auto" w:sz="4"/>
-          <w:insideH w:val="single" w:color="auto" w:sz="4"/>
-          <w:insideV w:val="single" w:color="auto" w:sz="4"/>
-        </w:tblBorders>
-      </w:tblPr>
-      <w:tblGrid>
-        <w:gridCol w:w="2800"/>
-        <w:gridCol w:w="6838"/>
-      </w:tblGrid>
-      <w:tr>
-        <w:tc>
-          <w:tcPr>
-            <w:tcW w:type="dxa" w:w="2800"/>
-            <w:tcBorders>
-              <w:top w:val="single" w:color="D0D7DE" w:sz="1"/>
-              <w:left w:val="single" w:color="D0D7DE" w:sz="1"/>
-              <w:bottom w:val="single" w:color="D0D7DE" w:sz="1"/>
-              <w:right w:val="single" w:color="D0D7DE" w:sz="1"/>
-            </w:tcBorders>
-            <w:shd w:fill="F4F7FA" w:val="clear"/>
-            <w:tcMar>
-              <w:top w:type="dxa" w:w="100"/>
-              <w:left w:type="dxa" w:w="100"/>
-              <w:bottom w:type="dxa" w:w="100"/>
-              <w:right w:type="dxa" w:w="100"/>
-            </w:tcMar>
-            <w:vAlign w:val="center"/>
-          </w:tcPr>
-          <w:p>
-            <w:pPr>
-              <w:jc w:val="center"/>
-            </w:pPr>
-            <w:r>
-              <w:drawing>
-                <wp:inline distT="0" distB="0" distL="0" distR="0">
-                  <wp:extent cx="1714500" cy="1333500"/>
-                  <wp:effectExtent t="0" r="0" b="0" l="0"/>
-                  <wp:docPr id="1" name="спасательные плоты 3.png" descr="спасательные плоты 3.png" title="спасательные плоты 3.png"/>
-                  <wp:cNvGraphicFramePr>
-                    <a:graphicFrameLocks xmlns:a="http://schemas.openxmlformats.org/drawingml/2006/main" noChangeAspect="1"/>
-                  </wp:cNvGraphicFramePr>
-                  <a:graphic xmlns:a="http://schemas.openxmlformats.org/drawingml/2006/main">
-                    <a:graphicData uri="http://schemas.openxmlformats.org/drawingml/2006/picture">
-                      <pic:pic xmlns:pic="http://schemas.openxmlformats.org/drawingml/2006/picture">
-                        <pic:nvPicPr>
-                          <pic:cNvPr id="0" name="" descr=""/>
-                          <pic:cNvPicPr>
-                            <a:picLocks noChangeAspect="1" noChangeArrowheads="1"/>
-                          </pic:cNvPicPr>
-                        </pic:nvPicPr>
-                        <pic:blipFill>
-                          <a:blip r:embed="rId20" cstate="none"/>
-                          <a:srcRect/>
-                          <a:stretch>
-                            <a:fillRect/>
-                          </a:stretch>
-                        </pic:blipFill>
-                        <pic:spPr bwMode="auto">
-                          <a:xfrm>
-                            <a:off x="0" y="0"/>
-                            <a:ext cx="1714500" cy="1333500"/>
-                          </a:xfrm>
-                          <a:prstGeom prst="rect">
-                            <a:avLst/>
-                          </a:prstGeom>
-                        </pic:spPr>
-                      </pic:pic>
-                    </a:graphicData>
-                  </a:graphic>
-                </wp:inline>
-              </w:drawing>
-            </w:r>
-          </w:p>
-        </w:tc>
-        <w:tc>
-          <w:tcPr>
-            <w:tcW w:type="dxa" w:w="6838"/>
-            <w:tcBorders>
-              <w:top w:val="single" w:color="D0D7DE" w:sz="1"/>
-              <w:left w:val="single" w:color="D0D7DE" w:sz="1"/>
-              <w:bottom w:val="single" w:color="D0D7DE" w:sz="1"/>
-              <w:right w:val="single" w:color="D0D7DE" w:sz="1"/>
-            </w:tcBorders>
-            <w:tcMar>
-              <w:top w:type="dxa" w:w="100"/>
-              <w:left w:type="dxa" w:w="160"/>
-              <w:bottom w:type="dxa" w:w="100"/>
-              <w:right w:type="dxa" w:w="160"/>
-            </w:tcMar>
-          </w:tcPr>
-          <w:p>
-            <w:pPr>
-              <w:spacing w:after="60"/>
-            </w:pPr>
-            <w:r>
-              <w:rPr>
-                <w:rFonts w:ascii="Arial" w:cs="Arial" w:eastAsia="Arial" w:hAnsi="Arial"/>
-                <w:b/>
-                <w:bCs/>
-                <w:color w:val="12202D"/>
-                <w:sz w:val="24"/>
-                <w:szCs w:val="24"/>
-              </w:rPr>
-              <w:t xml:space="preserve">4. Спасательные плоты</w:t>
-            </w:r>
-          </w:p>
-          <w:p>
-            <w:pPr>
-              <w:spacing w:line="276"/>
-            </w:pPr>
-            <w:r>
-              <w:rPr>
-                <w:rFonts w:ascii="Arial" w:cs="Arial" w:eastAsia="Arial" w:hAnsi="Arial"/>
-                <w:color w:val="5A6774"/>
-                <w:sz w:val="20"/>
-                <w:szCs w:val="20"/>
-              </w:rPr>
-              <w:t xml:space="preserve">Надувные спасательные плоты в контейнерах, размещённые на палубе согласно требованиям Регистра. Автоматическое раскрытие при аварийной ситуации.</w:t>
-            </w:r>
-          </w:p>
-        </w:tc>
-      </w:tr>
-    </w:tbl>
-    <w:p>
-      <w:pPr>
-        <w:spacing w:before="120"/>
-      </w:pPr>
-    </w:p>
-    <w:tbl>
-      <w:tblPr>
-        <w:tblW w:type="dxa" w:w="9638"/>
-        <w:tblBorders>
-          <w:top w:val="single" w:color="auto" w:sz="4"/>
-          <w:left w:val="single" w:color="auto" w:sz="4"/>
-          <w:bottom w:val="single" w:color="auto" w:sz="4"/>
-          <w:right w:val="single" w:color="auto" w:sz="4"/>
-          <w:insideH w:val="single" w:color="auto" w:sz="4"/>
-          <w:insideV w:val="single" w:color="auto" w:sz="4"/>
-        </w:tblBorders>
-      </w:tblPr>
-      <w:tblGrid>
-        <w:gridCol w:w="2800"/>
-        <w:gridCol w:w="6838"/>
-      </w:tblGrid>
-      <w:tr>
-        <w:tc>
-          <w:tcPr>
-            <w:tcW w:type="dxa" w:w="2800"/>
-            <w:tcBorders>
-              <w:top w:val="single" w:color="D0D7DE" w:sz="1"/>
-              <w:left w:val="single" w:color="D0D7DE" w:sz="1"/>
-              <w:bottom w:val="single" w:color="D0D7DE" w:sz="1"/>
-              <w:right w:val="single" w:color="D0D7DE" w:sz="1"/>
-            </w:tcBorders>
-            <w:shd w:fill="F4F7FA" w:val="clear"/>
-            <w:tcMar>
-              <w:top w:type="dxa" w:w="100"/>
-              <w:left w:type="dxa" w:w="100"/>
-              <w:bottom w:type="dxa" w:w="100"/>
-              <w:right w:type="dxa" w:w="100"/>
-            </w:tcMar>
-            <w:vAlign w:val="center"/>
-          </w:tcPr>
-          <w:p>
-            <w:pPr>
-              <w:jc w:val="center"/>
-            </w:pPr>
-            <w:r>
-              <w:drawing>
-                <wp:inline distT="0" distB="0" distL="0" distR="0">
-                  <wp:extent cx="1714500" cy="1333500"/>
-                  <wp:effectExtent t="0" r="0" b="0" l="0"/>
-                  <wp:docPr id="1" name="Баки топливные.png" descr="Баки топливные.png" title="Баки топливные.png"/>
-                  <wp:cNvGraphicFramePr>
-                    <a:graphicFrameLocks xmlns:a="http://schemas.openxmlformats.org/drawingml/2006/main" noChangeAspect="1"/>
-                  </wp:cNvGraphicFramePr>
-                  <a:graphic xmlns:a="http://schemas.openxmlformats.org/drawingml/2006/main">
-                    <a:graphicData uri="http://schemas.openxmlformats.org/drawingml/2006/picture">
-                      <pic:pic xmlns:pic="http://schemas.openxmlformats.org/drawingml/2006/picture">
-                        <pic:nvPicPr>
-                          <pic:cNvPr id="0" name="" descr=""/>
-                          <pic:cNvPicPr>
-                            <a:picLocks noChangeAspect="1" noChangeArrowheads="1"/>
-                          </pic:cNvPicPr>
-                        </pic:nvPicPr>
-                        <pic:blipFill>
-                          <a:blip r:embed="rId21" cstate="none"/>
-                          <a:srcRect/>
-                          <a:stretch>
-                            <a:fillRect/>
-                          </a:stretch>
-                        </pic:blipFill>
-                        <pic:spPr bwMode="auto">
-                          <a:xfrm>
-                            <a:off x="0" y="0"/>
-                            <a:ext cx="1714500" cy="1333500"/>
-                          </a:xfrm>
-                          <a:prstGeom prst="rect">
-                            <a:avLst/>
-                          </a:prstGeom>
-                        </pic:spPr>
-                      </pic:pic>
-                    </a:graphicData>
-                  </a:graphic>
-                </wp:inline>
-              </w:drawing>
-            </w:r>
-          </w:p>
-        </w:tc>
-        <w:tc>
-          <w:tcPr>
-            <w:tcW w:type="dxa" w:w="6838"/>
-            <w:tcBorders>
-              <w:top w:val="single" w:color="D0D7DE" w:sz="1"/>
-              <w:left w:val="single" w:color="D0D7DE" w:sz="1"/>
-              <w:bottom w:val="single" w:color="D0D7DE" w:sz="1"/>
-              <w:right w:val="single" w:color="D0D7DE" w:sz="1"/>
-            </w:tcBorders>
-            <w:tcMar>
-              <w:top w:type="dxa" w:w="100"/>
-              <w:left w:type="dxa" w:w="160"/>
-              <w:bottom w:type="dxa" w:w="100"/>
-              <w:right w:type="dxa" w:w="160"/>
-            </w:tcMar>
-          </w:tcPr>
-          <w:p>
-            <w:pPr>
-              <w:spacing w:after="60"/>
-            </w:pPr>
-            <w:r>
-              <w:rPr>
-                <w:rFonts w:ascii="Arial" w:cs="Arial" w:eastAsia="Arial" w:hAnsi="Arial"/>
-                <w:b/>
-                <w:bCs/>
-                <w:color w:val="12202D"/>
-                <w:sz w:val="24"/>
-                <w:szCs w:val="24"/>
-              </w:rPr>
-              <w:t xml:space="preserve">5. Топливные баки</w:t>
-            </w:r>
-          </w:p>
-          <w:p>
-            <w:pPr>
-              <w:spacing w:line="276"/>
-            </w:pPr>
-            <w:r>
-              <w:rPr>
-                <w:rFonts w:ascii="Arial" w:cs="Arial" w:eastAsia="Arial" w:hAnsi="Arial"/>
-                <w:color w:val="5A6774"/>
-                <w:sz w:val="20"/>
-                <w:szCs w:val="20"/>
-              </w:rPr>
-              <w:t xml:space="preserve">Палубные топливные баки различного литража для дизельного топлива. Объём подбирается под дальность буксировки и продолжительность работ.</w:t>
+              <w:t xml:space="preserve">В контейнерах согласно требованиям Регистра.</w:t>
             </w:r>
           </w:p>
         </w:tc>
@@ -3485,7 +3661,7 @@
                     </pic:cNvPicPr>
                   </pic:nvPicPr>
                   <pic:blipFill>
-                    <a:blip r:embed="rId22" cstate="none"/>
+                    <a:blip r:embed="rId20" cstate="none"/>
                     <a:srcRect/>
                     <a:stretch>
                       <a:fillRect/>
@@ -4292,7 +4468,7 @@
           <w:sz w:val="22"/>
           <w:szCs w:val="22"/>
         </w:rPr>
-        <w:t xml:space="preserve">Отбор проб воды батометрами, грунта дночерпателем для экологической оценки акваторий.</w:t>
+        <w:t xml:space="preserve">Отбор проб воды, донных отложений, зоопланктона.</w:t>
       </w:r>
     </w:p>
     <w:p>
@@ -4308,7 +4484,7 @@
           <w:sz w:val="24"/>
           <w:szCs w:val="24"/>
         </w:rPr>
-        <w:t xml:space="preserve">Гидрохимические исследования</w:t>
+        <w:t xml:space="preserve">Работа с ТНПА</w:t>
       </w:r>
     </w:p>
     <w:p>
@@ -4323,7 +4499,7 @@
           <w:sz w:val="22"/>
           <w:szCs w:val="22"/>
         </w:rPr>
-        <w:t xml:space="preserve">Комплексный отбор проб воды на различных горизонтах с координатной привязкой через DP1.</w:t>
+        <w:t xml:space="preserve">Визуальный осмотр законсервированных устьев скважин, газонефтепроводов.</w:t>
       </w:r>
     </w:p>
     <w:p>
@@ -4339,7 +4515,7 @@
           <w:sz w:val="24"/>
           <w:szCs w:val="24"/>
         </w:rPr>
-        <w:t xml:space="preserve">Планктонные исследования</w:t>
+        <w:t xml:space="preserve">Геохимические исследования</w:t>
       </w:r>
     </w:p>
     <w:p>
@@ -4354,7 +4530,7 @@
           <w:sz w:val="22"/>
           <w:szCs w:val="22"/>
         </w:rPr>
-        <w:t xml:space="preserve">Отбор проб планктона сетками Джеди для биологического мониторинга водной толщи.</w:t>
+        <w:t xml:space="preserve">Отбор проб грунта для определения углеводородного флюида с координатной привязкой.</w:t>
       </w:r>
     </w:p>
     <w:p>
@@ -4370,7 +4546,7 @@
           <w:sz w:val="24"/>
           <w:szCs w:val="24"/>
         </w:rPr>
-        <w:t xml:space="preserve">Работа с ТНПА</w:t>
+        <w:t xml:space="preserve">Гидрография</w:t>
       </w:r>
     </w:p>
     <w:p>
@@ -4385,7 +4561,7 @@
           <w:sz w:val="22"/>
           <w:szCs w:val="22"/>
         </w:rPr>
-        <w:t xml:space="preserve">Визуальный осмотр подводных объектов и инспекция оборудования с управлением из рубки.</w:t>
+        <w:t xml:space="preserve">Буксировка погружного оборудования: ГБО, профилографы, магнитометры.</w:t>
       </w:r>
     </w:p>
     <w:p>
@@ -4401,7 +4577,7 @@
           <w:sz w:val="24"/>
           <w:szCs w:val="24"/>
         </w:rPr>
-        <w:t xml:space="preserve">Мониторинг скважин</w:t>
+        <w:t xml:space="preserve">Работа в портах</w:t>
       </w:r>
     </w:p>
     <w:p>
@@ -4416,38 +4592,7 @@
           <w:sz w:val="22"/>
           <w:szCs w:val="22"/>
         </w:rPr>
-        <w:t xml:space="preserve">Производственный экологический мониторинг и контроль морских скважин нефтегазового сектора.</w:t>
-      </w:r>
-    </w:p>
-    <w:p>
-      <w:pPr>
-        <w:spacing w:after="40" w:before="120"/>
-      </w:pPr>
-      <w:r>
-        <w:rPr>
-          <w:rFonts w:ascii="Arial" w:cs="Arial" w:eastAsia="Arial" w:hAnsi="Arial"/>
-          <w:b/>
-          <w:bCs/>
-          <w:color w:val="12202D"/>
-          <w:sz w:val="24"/>
-          <w:szCs w:val="24"/>
-        </w:rPr>
-        <w:t xml:space="preserve">Геохимическая разведка</w:t>
-      </w:r>
-    </w:p>
-    <w:p>
-      <w:pPr>
-        <w:spacing w:after="100" w:before="60" w:line="276"/>
-        <w:jc w:val="left"/>
-      </w:pPr>
-      <w:r>
-        <w:rPr>
-          <w:rFonts w:ascii="Arial" w:cs="Arial" w:eastAsia="Arial" w:hAnsi="Arial"/>
-          <w:color w:val="5A6774"/>
-          <w:sz w:val="22"/>
-          <w:szCs w:val="22"/>
-        </w:rPr>
-        <w:t xml:space="preserve">Высокоточный отбор геохимических проб с точностью 1–1,5 метра благодаря DP1.</w:t>
+        <w:t xml:space="preserve">Осмотр систем ВРК нефте/газотанкеров.</w:t>
       </w:r>
     </w:p>
     <w:p>
@@ -4501,6 +4646,22 @@
     </w:p>
     <w:p>
       <w:pPr>
+        <w:spacing w:after="60" w:before="160"/>
+      </w:pPr>
+      <w:r>
+        <w:rPr>
+          <w:rFonts w:ascii="Arial" w:cs="Arial" w:eastAsia="Arial" w:hAnsi="Arial"/>
+          <w:b/>
+          <w:bCs/>
+          <w:color w:val="1B6FA8"/>
+          <w:sz w:val="24"/>
+          <w:szCs w:val="24"/>
+        </w:rPr>
+        <w:t xml:space="preserve">Лаборатория и методики</w:t>
+      </w:r>
+    </w:p>
+    <w:p>
+      <w:pPr>
         <w:pStyle w:val="ListParagraph"/>
         <w:numPr>
           <w:ilvl w:val="0"/>
@@ -4515,7 +4676,7 @@
           <w:sz w:val="22"/>
           <w:szCs w:val="22"/>
         </w:rPr>
-        <w:t xml:space="preserve">Самая крупная частная экологическая лаборатория в стране, занимающаяся преимущественно работами в рамках производственного экологического мониторинга и контроля морских скважин.</w:t>
+        <w:t xml:space="preserve">Мы самая крупная частная лаборатория в РФ.</w:t>
       </w:r>
     </w:p>
     <w:p>
@@ -4534,7 +4695,7 @@
           <w:sz w:val="22"/>
           <w:szCs w:val="22"/>
         </w:rPr>
-        <w:t xml:space="preserve">Собственный научный флот — 6 единиц (3 из них работает в Арктике) + отдел технической эксплуатации флота.</w:t>
+        <w:t xml:space="preserve">Наш отдел качества способен разработать и аттестовать методики по отбору проб автоматическим оборудованием с МНС.</w:t>
       </w:r>
     </w:p>
     <w:p>
@@ -4553,7 +4714,7 @@
           <w:sz w:val="22"/>
           <w:szCs w:val="22"/>
         </w:rPr>
-        <w:t xml:space="preserve">Собственный технический отдел, занимающийся разработкой и аттестацией лабораторного оборудования.</w:t>
+        <w:t xml:space="preserve">Мы добавим эти методики в область аккредитации. Подключим автоматический лабораторный комплекс к программе АЛАБ для подтверждения прослеживаемости отобранной пробы.</w:t>
       </w:r>
     </w:p>
     <w:p>
@@ -4572,7 +4733,23 @@
           <w:sz w:val="22"/>
           <w:szCs w:val="22"/>
         </w:rPr>
-        <w:t xml:space="preserve">Отдел метрологии и качества, способный разработать и аттестовать собственные методики по отбору проб с MSV-11.</w:t>
+        <w:t xml:space="preserve">Наш технический отдел имеет опыт разработки и регистрации собственного оборудования, в том числе по пробоотбору.</w:t>
+      </w:r>
+    </w:p>
+    <w:p>
+      <w:pPr>
+        <w:spacing w:after="60" w:before="160"/>
+      </w:pPr>
+      <w:r>
+        <w:rPr>
+          <w:rFonts w:ascii="Arial" w:cs="Arial" w:eastAsia="Arial" w:hAnsi="Arial"/>
+          <w:b/>
+          <w:bCs/>
+          <w:color w:val="E05206"/>
+          <w:sz w:val="24"/>
+          <w:szCs w:val="24"/>
+        </w:rPr>
+        <w:t xml:space="preserve">Собственный научный флот</w:t>
       </w:r>
     </w:p>
     <w:p>
@@ -4591,7 +4768,116 @@
           <w:sz w:val="22"/>
           <w:szCs w:val="22"/>
         </w:rPr>
-        <w:t xml:space="preserve">Разработчики собственной лабораторной программы АЛАБ, не имеющей аналогов в РФ.</w:t>
+        <w:t xml:space="preserve">В составе нашего флота 6 судов РМРС. Из них 3 работает в Арктике, в том числе на объектах ПАО «Газпром нефть».</w:t>
+      </w:r>
+    </w:p>
+    <w:p>
+      <w:pPr>
+        <w:pStyle w:val="ListParagraph"/>
+        <w:numPr>
+          <w:ilvl w:val="0"/>
+          <w:numId w:val="2"/>
+        </w:numPr>
+        <w:spacing w:after="40" w:before="40" w:line="276"/>
+      </w:pPr>
+      <w:r>
+        <w:rPr>
+          <w:rFonts w:ascii="Arial" w:cs="Arial" w:eastAsia="Arial" w:hAnsi="Arial"/>
+          <w:color w:val="5A6774"/>
+          <w:sz w:val="22"/>
+          <w:szCs w:val="22"/>
+        </w:rPr>
+        <w:t xml:space="preserve">В Салехарде базируется судно «Ладога», в Енисейске суда «Вихревой» и «Вольный».</w:t>
+      </w:r>
+    </w:p>
+    <w:p>
+      <w:pPr>
+        <w:pStyle w:val="ListParagraph"/>
+        <w:numPr>
+          <w:ilvl w:val="0"/>
+          <w:numId w:val="2"/>
+        </w:numPr>
+        <w:spacing w:after="40" w:before="40" w:line="276"/>
+      </w:pPr>
+      <w:r>
+        <w:rPr>
+          <w:rFonts w:ascii="Arial" w:cs="Arial" w:eastAsia="Arial" w:hAnsi="Arial"/>
+          <w:color w:val="5A6774"/>
+          <w:sz w:val="22"/>
+          <w:szCs w:val="22"/>
+        </w:rPr>
+        <w:t xml:space="preserve">Наши суда оборудованы судовыми лабораториями и могут быть использованы в качестве материнских.</w:t>
+      </w:r>
+    </w:p>
+    <w:p>
+      <w:pPr>
+        <w:pStyle w:val="ListParagraph"/>
+        <w:numPr>
+          <w:ilvl w:val="0"/>
+          <w:numId w:val="2"/>
+        </w:numPr>
+        <w:spacing w:after="40" w:before="40" w:line="276"/>
+      </w:pPr>
+      <w:r>
+        <w:rPr>
+          <w:rFonts w:ascii="Arial" w:cs="Arial" w:eastAsia="Arial" w:hAnsi="Arial"/>
+          <w:color w:val="5A6774"/>
+          <w:sz w:val="22"/>
+          <w:szCs w:val="22"/>
+        </w:rPr>
+        <w:t xml:space="preserve">Ещё 2 судна уходят работать на Баренцево море в Мурманск и могут быть задействованы на испытаниях катамарана.</w:t>
+      </w:r>
+    </w:p>
+    <w:p>
+      <w:pPr>
+        <w:pStyle w:val="ListParagraph"/>
+        <w:numPr>
+          <w:ilvl w:val="0"/>
+          <w:numId w:val="2"/>
+        </w:numPr>
+        <w:spacing w:after="40" w:before="40" w:line="276"/>
+      </w:pPr>
+      <w:r>
+        <w:rPr>
+          <w:rFonts w:ascii="Arial" w:cs="Arial" w:eastAsia="Arial" w:hAnsi="Arial"/>
+          <w:color w:val="5A6774"/>
+          <w:sz w:val="22"/>
+          <w:szCs w:val="22"/>
+        </w:rPr>
+        <w:t xml:space="preserve">Отдел флота имеет опыт работы в Арктике: отбор проб, обследования скважин, гидрография, океанология, лёгкая сейсмика, водолазные осмотры, судоремонт под надзором РМРС.</w:t>
+      </w:r>
+    </w:p>
+    <w:p>
+      <w:pPr>
+        <w:spacing w:after="100" w:before="200" w:line="276"/>
+        <w:jc w:val="left"/>
+      </w:pPr>
+      <w:r>
+        <w:rPr>
+          <w:rFonts w:ascii="Arial" w:cs="Arial" w:eastAsia="Arial" w:hAnsi="Arial"/>
+          <w:color w:val="5A6774"/>
+          <w:sz w:val="22"/>
+          <w:szCs w:val="22"/>
+        </w:rPr>
+        <w:t xml:space="preserve">Такой симбиоз гарантирует, что MSV-11 будет построен под реальные задачи добывающей компании, а не инженеров-судостроителей или поставщиков оборудования.</w:t>
+      </w:r>
+    </w:p>
+    <w:p>
+      <w:pPr>
+        <w:spacing w:before="100"/>
+      </w:pPr>
+      <w:r>
+        <w:rPr>
+          <w:rFonts w:ascii="Arial" w:cs="Arial" w:eastAsia="Arial" w:hAnsi="Arial"/>
+          <w:b/>
+          <w:bCs/>
+          <w:i/>
+          <w:iCs/>
+          <w:color w:val="E05206"/>
+          <w:sz w:val="22"/>
+          <w:szCs w:val="22"/>
+        </w:rPr>
+        <w:t xml:space="preserve">Мы не просто предлагаем построить судно — мы создаём комплексную лабораторию на воде.</w:t>
       </w:r>
     </w:p>
     <w:p>
@@ -4656,7 +4942,7 @@
           <w:sz w:val="26"/>
           <w:szCs w:val="26"/>
         </w:rPr>
-        <w:t xml:space="preserve">Проектирование (3–4 месяца)</w:t>
+        <w:t xml:space="preserve">Строительство судна с DP1 (10–12 месяцев)</w:t>
       </w:r>
     </w:p>
     <w:p>
@@ -4671,7 +4957,7 @@
           <w:sz w:val="22"/>
           <w:szCs w:val="22"/>
         </w:rPr>
-        <w:t xml:space="preserve">Рабочая КД, 3D-модель, ТЭО и согласование с РМРС.</w:t>
+        <w:t xml:space="preserve">Строительство маломерного судна с системой динамического позиционирования DP1 с возможностью буксировки в район работ материнским судном. Получение на построенное судно документов РМРС с неограниченным районом плавания.</w:t>
       </w:r>
     </w:p>
     <w:p>
@@ -4698,7 +4984,7 @@
           <w:sz w:val="26"/>
           <w:szCs w:val="26"/>
         </w:rPr>
-        <w:t xml:space="preserve">Постройка прототипа (4–6 месяцев)</w:t>
+        <w:t xml:space="preserve">Отработка методик (3–6 месяцев)</w:t>
       </w:r>
     </w:p>
     <w:p>
@@ -4713,7 +4999,7 @@
           <w:sz w:val="22"/>
           <w:szCs w:val="22"/>
         </w:rPr>
-        <w:t xml:space="preserve">Алюминиевый корпус с пенопластом, рубка, подвесные двигатели, подрульки, система DP1 и палубное оборудование.</w:t>
+        <w:t xml:space="preserve">Параллельный отбор: основные пробы — по существующим методикам с человеком, параллельные — автоматической системой. Сравнение данных, доказательство совпадения, регистрация методики в РосСтандарте, расширение аккредитации лаборатории.</w:t>
       </w:r>
     </w:p>
     <w:p>
@@ -4740,7 +5026,7 @@
           <w:sz w:val="26"/>
           <w:szCs w:val="26"/>
         </w:rPr>
-        <w:t xml:space="preserve">Испытания и сертификация (2–3 месяца)</w:t>
+        <w:t xml:space="preserve">Управление МНС с DP1 (параллельно)</w:t>
       </w:r>
     </w:p>
     <w:p>
@@ -4755,7 +5041,7 @@
           <w:sz w:val="22"/>
           <w:szCs w:val="22"/>
         </w:rPr>
-        <w:t xml:space="preserve">Ходовые тесты, проверка DP1, буксировка и палубные работы.</w:t>
+        <w:t xml:space="preserve">Отработка технологии управления МНС с DP1 с материнского судна либо с берега. Судно сразу строится с возможностью переделки в МНС с DP1. МНС компактно умещается в трёх 40-футовых контейнерах.</w:t>
       </w:r>
     </w:p>
     <w:p>
@@ -4774,7 +5060,7 @@
           <w:sz w:val="28"/>
           <w:szCs w:val="28"/>
         </w:rPr>
-        <w:t xml:space="preserve">Итого до ходовых тестов: 10–12 месяцев</w:t>
+        <w:t xml:space="preserve">Этап 1 — строительство: 10–12 месяцев</w:t>
       </w:r>
     </w:p>
     <w:p>

--- a/MSV-11-Технический-паспорт.docx
+++ b/MSV-11-Технический-паспорт.docx
@@ -565,7 +565,7 @@
           <w:sz w:val="22"/>
           <w:szCs w:val="22"/>
         </w:rPr>
-        <w:t xml:space="preserve">Ответ на безопасность: Катамаран с экипажем отвечают требованиям производственной безопасности «ГПН».</w:t>
+        <w:t xml:space="preserve">Ответ на безопасность: Катамаран с экипажем отвечают требованиям производственной безопасности.</w:t>
       </w:r>
     </w:p>
     <w:p>
@@ -4768,7 +4768,7 @@
           <w:sz w:val="22"/>
           <w:szCs w:val="22"/>
         </w:rPr>
-        <w:t xml:space="preserve">В составе нашего флота 6 судов РМРС. Из них 3 работает в Арктике, в том числе на объектах ПАО «Газпром нефть».</w:t>
+        <w:t xml:space="preserve">В составе нашего флота 6 судов РМРС. Из них 3 работает в Арктике, в том числе на объектах добывающих компаний.</w:t>
       </w:r>
     </w:p>
     <w:p>
